--- a/PreliminaryResults.docx
+++ b/PreliminaryResults.docx
@@ -12,7 +12,19 @@
     </w:p>
     <w:p>
       <w:r>
-        <w:t xml:space="preserve">The goal of the project is to explore the Graph Neural Network architectures’ capabilities in detecting patterns and outliers in systems engineering models. Systems Engineering (in particular Model Based Systems Engineering) is a fairly young discipline focusing on managing complexity in engineering projects. A typical systems engineering model, breaks down a product architecture into System Requirements, System Functions and Logical and Physical Components. Each one of those “domains” is decomposed through tiers representing decreasing levels of abstraction. The critical aspect of Systems Engineering is traceability consisting in the allocation of requirements at different levels of the architecture and ensuring that those requirements are met. A requirement that is missed can in some cases lead to catastrophic accidents leading to the loss of human life. For that reason, robust identification of </w:t>
+        <w:t xml:space="preserve">The goal of the project is to explore the Graph Neural Network architectures’ capabilities in detecting patterns and outliers in systems engineering models. Systems Engineering (in particular Model Based Systems Engineering) is a fairly young discipline focusing on managing complexity in engineering projects. A typical systems engineering model, breaks down a product architecture into System Requirements, System Functions and Logical and Physical Components. Each one of those “domains” is decomposed through tiers representing decreasing levels of abstraction. The critical aspect of Systems Engineering is traceability consisting in the allocation of requirements at different levels of the architecture and ensuring that those requirements are </w:t>
+      </w:r>
+      <w:r>
+        <w:t>satisfied</w:t>
+      </w:r>
+      <w:r>
+        <w:t xml:space="preserve">. A requirement that is missed </w:t>
+      </w:r>
+      <w:r>
+        <w:t xml:space="preserve">(either left unallocated or unsatisfied) </w:t>
+      </w:r>
+      <w:r>
+        <w:t xml:space="preserve">can in some cases lead to catastrophic accidents leading to the loss of human life. For that reason, robust identification of </w:t>
       </w:r>
       <w:r>
         <w:t>gaps in traceability can indeed be a matter of life and death.</w:t>
@@ -48,12 +60,112 @@
           </w:r>
         </w:sdtContent>
       </w:sdt>
+      <w:r>
+        <w:t xml:space="preserve"> The square windows placed in the fuselage caused cracks in their corners due to fatigue following multiple pressurization and depressurization cycles.</w:t>
+      </w:r>
     </w:p>
+    <w:p>
+      <w:r>
+        <w:rPr>
+          <w:noProof/>
+        </w:rPr>
+        <w:drawing>
+          <wp:inline distT="0" distB="0" distL="0" distR="0" wp14:anchorId="28F58E7D" wp14:editId="711B9B48">
+            <wp:extent cx="5943600" cy="2997835"/>
+            <wp:effectExtent l="0" t="0" r="0" b="0"/>
+            <wp:docPr id="1428753225" name="Picture 1" descr="Aircrash Minority Report - The Untold Truth about the de Havilland Comet Disaster"/>
+            <wp:cNvGraphicFramePr>
+              <a:graphicFrameLocks xmlns:a="http://schemas.openxmlformats.org/drawingml/2006/main" noChangeAspect="1"/>
+            </wp:cNvGraphicFramePr>
+            <a:graphic xmlns:a="http://schemas.openxmlformats.org/drawingml/2006/main">
+              <a:graphicData uri="http://schemas.openxmlformats.org/drawingml/2006/picture">
+                <pic:pic xmlns:pic="http://schemas.openxmlformats.org/drawingml/2006/picture">
+                  <pic:nvPicPr>
+                    <pic:cNvPr id="0" name="Picture 1" descr="Aircrash Minority Report - The Untold Truth about the de Havilland Comet Disaster"/>
+                    <pic:cNvPicPr>
+                      <a:picLocks noChangeAspect="1" noChangeArrowheads="1"/>
+                    </pic:cNvPicPr>
+                  </pic:nvPicPr>
+                  <pic:blipFill>
+                    <a:blip r:embed="rId6">
+                      <a:extLst>
+                        <a:ext uri="{28A0092B-C50C-407E-A947-70E740481C1C}">
+                          <a14:useLocalDpi xmlns:a14="http://schemas.microsoft.com/office/drawing/2010/main" val="0"/>
+                        </a:ext>
+                      </a:extLst>
+                    </a:blip>
+                    <a:srcRect/>
+                    <a:stretch>
+                      <a:fillRect/>
+                    </a:stretch>
+                  </pic:blipFill>
+                  <pic:spPr bwMode="auto">
+                    <a:xfrm>
+                      <a:off x="0" y="0"/>
+                      <a:ext cx="5943600" cy="2997835"/>
+                    </a:xfrm>
+                    <a:prstGeom prst="rect">
+                      <a:avLst/>
+                    </a:prstGeom>
+                    <a:noFill/>
+                    <a:ln>
+                      <a:noFill/>
+                    </a:ln>
+                  </pic:spPr>
+                </pic:pic>
+              </a:graphicData>
+            </a:graphic>
+          </wp:inline>
+        </w:drawing>
+      </w:r>
+    </w:p>
+    <w:p>
+      <w:pPr>
+        <w:pStyle w:val="Caption"/>
+      </w:pPr>
+      <w:r>
+        <w:rPr>
+          <w:b/>
+          <w:bCs/>
+        </w:rPr>
+        <w:t>De Havil</w:t>
+      </w:r>
+      <w:r>
+        <w:rPr>
+          <w:b/>
+          <w:bCs/>
+        </w:rPr>
+        <w:t>l</w:t>
+      </w:r>
+      <w:r>
+        <w:rPr>
+          <w:b/>
+          <w:bCs/>
+        </w:rPr>
+        <w:t>and Comet</w:t>
+      </w:r>
+      <w:r>
+        <w:rPr>
+          <w:b/>
+          <w:bCs/>
+        </w:rPr>
+        <w:t>’s square</w:t>
+      </w:r>
+      <w:r>
+        <w:rPr>
+          <w:b/>
+          <w:bCs/>
+        </w:rPr>
+        <w:t xml:space="preserve"> windows</w:t>
+      </w:r>
+    </w:p>
+    <w:p/>
     <w:p>
       <w:pPr>
         <w:pStyle w:val="Heading1"/>
       </w:pPr>
       <w:r>
+        <w:lastRenderedPageBreak/>
         <w:t>Technical background</w:t>
       </w:r>
     </w:p>
@@ -73,9 +185,27 @@
       <w:r>
         <w:t>Direct satisfaction of allocated requirement – an outlier in this case is any allocate or satisfy relationship that does not coexist with a complementary relationship going the opposite way.</w:t>
       </w:r>
+      <w:r>
+        <w:t xml:space="preserve"> </w:t>
+      </w:r>
+      <w:r>
+        <w:t>Any requirement that is allocated to an element, must be satisfied by that same element. If not, that allocate link is considered an outlier. Also</w:t>
+      </w:r>
+      <w:r>
+        <w:t>,</w:t>
+      </w:r>
+      <w:r>
+        <w:t xml:space="preserve"> a satisfy link can only point to a requirement that is allocated to it. If not, that satisfy link is considered an outlier.</w:t>
+      </w:r>
     </w:p>
     <w:p>
-      <w:r>
+      <w:pPr>
+        <w:pStyle w:val="Caption"/>
+      </w:pPr>
+      <w:r>
+        <w:rPr>
+          <w:noProof/>
+        </w:rPr>
         <w:drawing>
           <wp:inline distT="0" distB="0" distL="0" distR="0" wp14:anchorId="01C2610F" wp14:editId="3FB3751C">
             <wp:extent cx="5943600" cy="799465"/>
@@ -92,7 +222,7 @@
                     <pic:cNvPicPr/>
                   </pic:nvPicPr>
                   <pic:blipFill>
-                    <a:blip r:embed="rId6"/>
+                    <a:blip r:embed="rId7"/>
                     <a:stretch>
                       <a:fillRect/>
                     </a:stretch>
@@ -112,6 +242,84 @@
           </wp:inline>
         </w:drawing>
       </w:r>
+      <w:r>
+        <w:rPr>
+          <w:b/>
+          <w:bCs/>
+          <w:szCs w:val="20"/>
+        </w:rPr>
+        <w:t xml:space="preserve"> </w:t>
+      </w:r>
+      <w:r>
+        <w:rPr>
+          <w:b/>
+          <w:bCs/>
+          <w:szCs w:val="20"/>
+        </w:rPr>
+        <w:t xml:space="preserve">Figure </w:t>
+      </w:r>
+      <w:r>
+        <w:rPr>
+          <w:b/>
+          <w:bCs/>
+          <w:szCs w:val="20"/>
+        </w:rPr>
+        <w:fldChar w:fldCharType="begin"/>
+      </w:r>
+      <w:r>
+        <w:rPr>
+          <w:b/>
+          <w:bCs/>
+          <w:szCs w:val="20"/>
+        </w:rPr>
+        <w:instrText xml:space="preserve"> SEQ Figure \* ARABIC </w:instrText>
+      </w:r>
+      <w:r>
+        <w:rPr>
+          <w:b/>
+          <w:bCs/>
+          <w:szCs w:val="20"/>
+        </w:rPr>
+        <w:fldChar w:fldCharType="separate"/>
+      </w:r>
+      <w:r>
+        <w:rPr>
+          <w:b/>
+          <w:bCs/>
+          <w:noProof/>
+          <w:szCs w:val="20"/>
+        </w:rPr>
+        <w:t>1</w:t>
+      </w:r>
+      <w:r>
+        <w:rPr>
+          <w:b/>
+          <w:bCs/>
+          <w:szCs w:val="20"/>
+        </w:rPr>
+        <w:fldChar w:fldCharType="end"/>
+      </w:r>
+      <w:r>
+        <w:rPr>
+          <w:b/>
+          <w:bCs/>
+          <w:szCs w:val="20"/>
+        </w:rPr>
+        <w:t xml:space="preserve"> - </w:t>
+      </w:r>
+      <w:r>
+        <w:rPr>
+          <w:b/>
+          <w:bCs/>
+        </w:rPr>
+        <w:t>Simple outliers</w:t>
+      </w:r>
+      <w:r>
+        <w:t xml:space="preserve">. </w:t>
+      </w:r>
+      <w:r>
+        <w:t>Direct satisfaction of allocated requirement</w:t>
+      </w:r>
     </w:p>
     <w:p>
       <w:pPr>
@@ -124,10 +332,27 @@
       <w:r>
         <w:t>Decomposition of the allocation target – an outlier in this case is any allocate that does not coexist with a set of decompose and satisfy link whose chain completes the loop or a satisfy link that does not participate in such a loop.</w:t>
       </w:r>
+      <w:r>
+        <w:t xml:space="preserve"> </w:t>
+      </w:r>
+      <w:r>
+        <w:t>Any requirement that is allocated to an element (function or component), must be satisfied by that element or one of its children in the hierarchy. If not, that allocate link is considered an outlier. Also</w:t>
+      </w:r>
+      <w:r>
+        <w:t>,</w:t>
+      </w:r>
+      <w:r>
+        <w:t xml:space="preserve"> a satisfy link can only point to a requirement that is allocated to it or one of its parents. If not, that satisfy link is considered an outlier.</w:t>
+      </w:r>
     </w:p>
     <w:p>
-      <w:r>
-        <w:lastRenderedPageBreak/>
+      <w:pPr>
+        <w:keepNext/>
+      </w:pPr>
+      <w:r>
+        <w:rPr>
+          <w:noProof/>
+        </w:rPr>
         <w:drawing>
           <wp:inline distT="0" distB="0" distL="0" distR="0" wp14:anchorId="44DA2CDC" wp14:editId="17F71649">
             <wp:extent cx="5943600" cy="1213485"/>
@@ -144,7 +369,7 @@
                     <pic:cNvPicPr/>
                   </pic:nvPicPr>
                   <pic:blipFill>
-                    <a:blip r:embed="rId7"/>
+                    <a:blip r:embed="rId8"/>
                     <a:stretch>
                       <a:fillRect/>
                     </a:stretch>
@@ -167,6 +392,85 @@
     </w:p>
     <w:p>
       <w:pPr>
+        <w:pStyle w:val="Caption"/>
+      </w:pPr>
+      <w:r>
+        <w:rPr>
+          <w:b/>
+          <w:bCs/>
+          <w:szCs w:val="20"/>
+        </w:rPr>
+        <w:t xml:space="preserve">Figure </w:t>
+      </w:r>
+      <w:r>
+        <w:rPr>
+          <w:b/>
+          <w:bCs/>
+          <w:szCs w:val="20"/>
+        </w:rPr>
+        <w:fldChar w:fldCharType="begin"/>
+      </w:r>
+      <w:r>
+        <w:rPr>
+          <w:b/>
+          <w:bCs/>
+          <w:szCs w:val="20"/>
+        </w:rPr>
+        <w:instrText xml:space="preserve"> SEQ Figure \* ARABIC </w:instrText>
+      </w:r>
+      <w:r>
+        <w:rPr>
+          <w:b/>
+          <w:bCs/>
+          <w:szCs w:val="20"/>
+        </w:rPr>
+        <w:fldChar w:fldCharType="separate"/>
+      </w:r>
+      <w:r>
+        <w:rPr>
+          <w:b/>
+          <w:bCs/>
+          <w:noProof/>
+          <w:szCs w:val="20"/>
+        </w:rPr>
+        <w:t>2</w:t>
+      </w:r>
+      <w:r>
+        <w:rPr>
+          <w:b/>
+          <w:bCs/>
+          <w:szCs w:val="20"/>
+        </w:rPr>
+        <w:fldChar w:fldCharType="end"/>
+      </w:r>
+      <w:r>
+        <w:rPr>
+          <w:b/>
+          <w:bCs/>
+          <w:szCs w:val="20"/>
+        </w:rPr>
+        <w:t xml:space="preserve"> - </w:t>
+      </w:r>
+      <w:r>
+        <w:rPr>
+          <w:b/>
+          <w:bCs/>
+        </w:rPr>
+        <w:t>Standard outliers</w:t>
+      </w:r>
+      <w:r>
+        <w:rPr>
+          <w:b/>
+          <w:bCs/>
+        </w:rPr>
+        <w:t>.</w:t>
+      </w:r>
+      <w:r>
+        <w:t xml:space="preserve"> Decomposition of the allocation target</w:t>
+      </w:r>
+    </w:p>
+    <w:p>
+      <w:pPr>
         <w:pStyle w:val="ListParagraph"/>
         <w:numPr>
           <w:ilvl w:val="0"/>
@@ -176,9 +480,31 @@
       <w:r>
         <w:t>Satisfying the sum of decomposed requirements – an outlier in this case is any allocate relationship where the set of decomposed requirements is not fully satisfied or a satisfy relationship that is redundant.</w:t>
       </w:r>
+      <w:r>
+        <w:t xml:space="preserve"> Any</w:t>
+      </w:r>
+      <w:r>
+        <w:t xml:space="preserve"> requirement </w:t>
+      </w:r>
+      <w:r>
+        <w:t xml:space="preserve">that </w:t>
+      </w:r>
+      <w:r>
+        <w:t xml:space="preserve">is allocated to an element (function or component), then that requirement must be decomposed and each of its children must be satisfied either directly or recursively through that same decomposition rule. A requirement whose children are not all satisfied is an outlier. Also, if a satisfy link points to a requirement </w:t>
+      </w:r>
+      <w:r>
+        <w:lastRenderedPageBreak/>
+        <w:t>that is not allocated to it or one of its parents or if that requirement is already satisfied through its children, that satisfy link is an outlier</w:t>
+      </w:r>
     </w:p>
     <w:p>
-      <w:r>
+      <w:pPr>
+        <w:keepNext/>
+      </w:pPr>
+      <w:r>
+        <w:rPr>
+          <w:noProof/>
+        </w:rPr>
         <w:drawing>
           <wp:inline distT="0" distB="0" distL="0" distR="0" wp14:anchorId="5935E44A" wp14:editId="5A06D85F">
             <wp:extent cx="5943600" cy="1205865"/>
@@ -195,7 +521,7 @@
                     <pic:cNvPicPr/>
                   </pic:nvPicPr>
                   <pic:blipFill>
-                    <a:blip r:embed="rId8"/>
+                    <a:blip r:embed="rId9"/>
                     <a:stretch>
                       <a:fillRect/>
                     </a:stretch>
@@ -217,10 +543,420 @@
       </w:r>
     </w:p>
     <w:p>
-      <w:r>
+      <w:pPr>
+        <w:pStyle w:val="Caption"/>
+      </w:pPr>
+      <w:r>
+        <w:rPr>
+          <w:b/>
+          <w:bCs/>
+          <w:szCs w:val="20"/>
+        </w:rPr>
+        <w:t xml:space="preserve">Figure </w:t>
+      </w:r>
+      <w:r>
+        <w:rPr>
+          <w:b/>
+          <w:bCs/>
+          <w:szCs w:val="20"/>
+        </w:rPr>
+        <w:fldChar w:fldCharType="begin"/>
+      </w:r>
+      <w:r>
+        <w:rPr>
+          <w:b/>
+          <w:bCs/>
+          <w:szCs w:val="20"/>
+        </w:rPr>
+        <w:instrText xml:space="preserve"> SEQ Figure \* ARABIC </w:instrText>
+      </w:r>
+      <w:r>
+        <w:rPr>
+          <w:b/>
+          <w:bCs/>
+          <w:szCs w:val="20"/>
+        </w:rPr>
+        <w:fldChar w:fldCharType="separate"/>
+      </w:r>
+      <w:r>
+        <w:rPr>
+          <w:b/>
+          <w:bCs/>
+          <w:noProof/>
+          <w:szCs w:val="20"/>
+        </w:rPr>
+        <w:t>3</w:t>
+      </w:r>
+      <w:r>
+        <w:rPr>
+          <w:b/>
+          <w:bCs/>
+          <w:szCs w:val="20"/>
+        </w:rPr>
+        <w:fldChar w:fldCharType="end"/>
+      </w:r>
+      <w:r>
+        <w:rPr>
+          <w:b/>
+          <w:bCs/>
+          <w:szCs w:val="20"/>
+        </w:rPr>
+        <w:t xml:space="preserve"> - </w:t>
+      </w:r>
+      <w:r>
+        <w:rPr>
+          <w:b/>
+          <w:bCs/>
+        </w:rPr>
+        <w:t>Complex</w:t>
+      </w:r>
+      <w:r>
+        <w:rPr>
+          <w:b/>
+          <w:bCs/>
+        </w:rPr>
+        <w:t xml:space="preserve"> outliers</w:t>
+      </w:r>
+      <w:r>
+        <w:rPr>
+          <w:b/>
+          <w:bCs/>
+        </w:rPr>
+        <w:t>.</w:t>
+      </w:r>
+      <w:r>
+        <w:t xml:space="preserve"> Satisfying the sum of decomposed requirements</w:t>
+      </w:r>
+    </w:p>
+    <w:p>
+      <w:r>
+        <w:t>The synthetic models we generated are sets of graphs where each domain is composed of 50 elements in a hierarchy of 3 tiers for requirements and 4 tiers for functions and components.</w:t>
+      </w:r>
+      <w:r>
+        <w:t xml:space="preserve"> The plot below shows a simple example with only 6 elements in each domain.</w:t>
+      </w:r>
+    </w:p>
+    <w:p>
+      <w:r>
+        <w:rPr>
+          <w:noProof/>
+        </w:rPr>
+        <w:drawing>
+          <wp:inline distT="0" distB="0" distL="0" distR="0" wp14:anchorId="14BCFB49" wp14:editId="4567A58C">
+            <wp:extent cx="5943600" cy="4010660"/>
+            <wp:effectExtent l="0" t="0" r="0" b="8890"/>
+            <wp:docPr id="400398445" name="Picture 4"/>
+            <wp:cNvGraphicFramePr>
+              <a:graphicFrameLocks xmlns:a="http://schemas.openxmlformats.org/drawingml/2006/main" noChangeAspect="1"/>
+            </wp:cNvGraphicFramePr>
+            <a:graphic xmlns:a="http://schemas.openxmlformats.org/drawingml/2006/main">
+              <a:graphicData uri="http://schemas.openxmlformats.org/drawingml/2006/picture">
+                <pic:pic xmlns:pic="http://schemas.openxmlformats.org/drawingml/2006/picture">
+                  <pic:nvPicPr>
+                    <pic:cNvPr id="0" name="Picture 6"/>
+                    <pic:cNvPicPr>
+                      <a:picLocks noChangeAspect="1" noChangeArrowheads="1"/>
+                    </pic:cNvPicPr>
+                  </pic:nvPicPr>
+                  <pic:blipFill>
+                    <a:blip r:embed="rId10">
+                      <a:extLst>
+                        <a:ext uri="{28A0092B-C50C-407E-A947-70E740481C1C}">
+                          <a14:useLocalDpi xmlns:a14="http://schemas.microsoft.com/office/drawing/2010/main" val="0"/>
+                        </a:ext>
+                      </a:extLst>
+                    </a:blip>
+                    <a:srcRect/>
+                    <a:stretch>
+                      <a:fillRect/>
+                    </a:stretch>
+                  </pic:blipFill>
+                  <pic:spPr bwMode="auto">
+                    <a:xfrm>
+                      <a:off x="0" y="0"/>
+                      <a:ext cx="5943600" cy="4010660"/>
+                    </a:xfrm>
+                    <a:prstGeom prst="rect">
+                      <a:avLst/>
+                    </a:prstGeom>
+                    <a:noFill/>
+                    <a:ln>
+                      <a:noFill/>
+                    </a:ln>
+                  </pic:spPr>
+                </pic:pic>
+              </a:graphicData>
+            </a:graphic>
+          </wp:inline>
+        </w:drawing>
+      </w:r>
+    </w:p>
+    <w:p>
+      <w:pPr>
+        <w:pStyle w:val="Caption"/>
+      </w:pPr>
+      <w:r>
+        <w:rPr>
+          <w:b/>
+          <w:bCs/>
+          <w:szCs w:val="20"/>
+        </w:rPr>
+        <w:t xml:space="preserve">Figure </w:t>
+      </w:r>
+      <w:r>
+        <w:rPr>
+          <w:b/>
+          <w:bCs/>
+          <w:szCs w:val="20"/>
+        </w:rPr>
+        <w:fldChar w:fldCharType="begin"/>
+      </w:r>
+      <w:r>
+        <w:rPr>
+          <w:b/>
+          <w:bCs/>
+          <w:szCs w:val="20"/>
+        </w:rPr>
+        <w:instrText xml:space="preserve"> SEQ Figure \* ARABIC </w:instrText>
+      </w:r>
+      <w:r>
+        <w:rPr>
+          <w:b/>
+          <w:bCs/>
+          <w:szCs w:val="20"/>
+        </w:rPr>
+        <w:fldChar w:fldCharType="separate"/>
+      </w:r>
+      <w:r>
+        <w:rPr>
+          <w:b/>
+          <w:bCs/>
+          <w:noProof/>
+          <w:szCs w:val="20"/>
+        </w:rPr>
+        <w:t>4</w:t>
+      </w:r>
+      <w:r>
+        <w:rPr>
+          <w:b/>
+          <w:bCs/>
+          <w:szCs w:val="20"/>
+        </w:rPr>
+        <w:fldChar w:fldCharType="end"/>
+      </w:r>
+      <w:r>
+        <w:rPr>
+          <w:b/>
+          <w:bCs/>
+          <w:szCs w:val="20"/>
+        </w:rPr>
+        <w:t xml:space="preserve"> </w:t>
+      </w:r>
+      <w:r>
+        <w:rPr>
+          <w:b/>
+          <w:bCs/>
+          <w:szCs w:val="20"/>
+        </w:rPr>
+        <w:t>–</w:t>
+      </w:r>
+      <w:r>
+        <w:rPr>
+          <w:b/>
+          <w:bCs/>
+          <w:szCs w:val="20"/>
+        </w:rPr>
+        <w:t xml:space="preserve"> </w:t>
+      </w:r>
+      <w:r>
+        <w:rPr>
+          <w:b/>
+          <w:bCs/>
+        </w:rPr>
+        <w:t>Simple Systems Engineering graph</w:t>
+      </w:r>
+      <w:r>
+        <w:rPr>
+          <w:b/>
+          <w:bCs/>
+        </w:rPr>
+        <w:t>.</w:t>
+      </w:r>
+    </w:p>
+    <w:p>
+      <w:r>
+        <w:t xml:space="preserve">The following plot </w:t>
+      </w:r>
+      <w:r>
+        <w:t>provides a simplified visualization for the actual size graph where elements are clustered by domain and tier.</w:t>
+      </w:r>
+    </w:p>
+    <w:p>
+      <w:r>
+        <w:rPr>
+          <w:noProof/>
+        </w:rPr>
+        <w:lastRenderedPageBreak/>
+        <w:drawing>
+          <wp:inline distT="0" distB="0" distL="0" distR="0" wp14:anchorId="1E1C4CB5" wp14:editId="798536C3">
+            <wp:extent cx="5833872" cy="6976872"/>
+            <wp:effectExtent l="0" t="0" r="0" b="0"/>
+            <wp:docPr id="1905903506" name="Picture 3"/>
+            <wp:cNvGraphicFramePr>
+              <a:graphicFrameLocks xmlns:a="http://schemas.openxmlformats.org/drawingml/2006/main" noChangeAspect="1"/>
+            </wp:cNvGraphicFramePr>
+            <a:graphic xmlns:a="http://schemas.openxmlformats.org/drawingml/2006/main">
+              <a:graphicData uri="http://schemas.openxmlformats.org/drawingml/2006/picture">
+                <pic:pic xmlns:pic="http://schemas.openxmlformats.org/drawingml/2006/picture">
+                  <pic:nvPicPr>
+                    <pic:cNvPr id="0" name="Picture 5"/>
+                    <pic:cNvPicPr>
+                      <a:picLocks noChangeAspect="1" noChangeArrowheads="1"/>
+                    </pic:cNvPicPr>
+                  </pic:nvPicPr>
+                  <pic:blipFill>
+                    <a:blip r:embed="rId11">
+                      <a:extLst>
+                        <a:ext uri="{28A0092B-C50C-407E-A947-70E740481C1C}">
+                          <a14:useLocalDpi xmlns:a14="http://schemas.microsoft.com/office/drawing/2010/main" val="0"/>
+                        </a:ext>
+                      </a:extLst>
+                    </a:blip>
+                    <a:srcRect/>
+                    <a:stretch>
+                      <a:fillRect/>
+                    </a:stretch>
+                  </pic:blipFill>
+                  <pic:spPr bwMode="auto">
+                    <a:xfrm>
+                      <a:off x="0" y="0"/>
+                      <a:ext cx="5833872" cy="6976872"/>
+                    </a:xfrm>
+                    <a:prstGeom prst="rect">
+                      <a:avLst/>
+                    </a:prstGeom>
+                    <a:noFill/>
+                    <a:ln>
+                      <a:noFill/>
+                    </a:ln>
+                  </pic:spPr>
+                </pic:pic>
+              </a:graphicData>
+            </a:graphic>
+          </wp:inline>
+        </w:drawing>
+      </w:r>
+    </w:p>
+    <w:p>
+      <w:pPr>
+        <w:pStyle w:val="Caption"/>
+        <w:rPr>
+          <w:szCs w:val="20"/>
+        </w:rPr>
+      </w:pPr>
+      <w:r>
+        <w:rPr>
+          <w:b/>
+          <w:bCs/>
+          <w:szCs w:val="20"/>
+        </w:rPr>
+        <w:t xml:space="preserve">Figure </w:t>
+      </w:r>
+      <w:r>
+        <w:rPr>
+          <w:b/>
+          <w:bCs/>
+          <w:szCs w:val="20"/>
+        </w:rPr>
+        <w:fldChar w:fldCharType="begin"/>
+      </w:r>
+      <w:r>
+        <w:rPr>
+          <w:b/>
+          <w:bCs/>
+          <w:szCs w:val="20"/>
+        </w:rPr>
+        <w:instrText xml:space="preserve"> SEQ Figure \* ARABIC </w:instrText>
+      </w:r>
+      <w:r>
+        <w:rPr>
+          <w:b/>
+          <w:bCs/>
+          <w:szCs w:val="20"/>
+        </w:rPr>
+        <w:fldChar w:fldCharType="separate"/>
+      </w:r>
+      <w:r>
+        <w:rPr>
+          <w:b/>
+          <w:bCs/>
+          <w:noProof/>
+          <w:szCs w:val="20"/>
+        </w:rPr>
+        <w:t>5</w:t>
+      </w:r>
+      <w:r>
+        <w:rPr>
+          <w:b/>
+          <w:bCs/>
+          <w:szCs w:val="20"/>
+        </w:rPr>
+        <w:fldChar w:fldCharType="end"/>
+      </w:r>
+      <w:r>
+        <w:rPr>
+          <w:b/>
+          <w:bCs/>
+          <w:szCs w:val="20"/>
+        </w:rPr>
+        <w:t xml:space="preserve"> - Outlier density in a System Requirements </w:t>
+      </w:r>
+      <w:r>
+        <w:rPr>
+          <w:b/>
+          <w:bCs/>
+          <w:szCs w:val="20"/>
+        </w:rPr>
+        <w:t>T</w:t>
+      </w:r>
+      <w:r>
+        <w:rPr>
+          <w:b/>
+          <w:bCs/>
+          <w:szCs w:val="20"/>
+        </w:rPr>
+        <w:t xml:space="preserve">raceability </w:t>
+      </w:r>
+      <w:r>
+        <w:rPr>
+          <w:b/>
+          <w:bCs/>
+          <w:szCs w:val="20"/>
+        </w:rPr>
+        <w:t>N</w:t>
+      </w:r>
+      <w:r>
+        <w:rPr>
+          <w:b/>
+          <w:bCs/>
+          <w:szCs w:val="20"/>
+        </w:rPr>
+        <w:t xml:space="preserve">etwork. </w:t>
+      </w:r>
+      <w:r>
+        <w:rPr>
+          <w:szCs w:val="20"/>
+        </w:rPr>
+        <w:t>Requirements are allocated to functions and components then satisfied by child elements in each hierarchy. Type 1 outliers are allocations that are not satisfied. Type 2 outliers are satisfy links to requirements that are not allocated to a parent element.</w:t>
+      </w:r>
+    </w:p>
+    <w:p>
+      <w:r>
+        <w:lastRenderedPageBreak/>
         <w:t>Our project will explore the impact of the presence of those outliers on the performance of different GNN architectures and also compare their performance to non-GNN based classifier NN methods.</w:t>
       </w:r>
     </w:p>
+    <w:p/>
     <w:p>
       <w:r>
         <w:br w:type="page"/>
@@ -228,21 +964,19 @@
     </w:p>
     <w:sdt>
       <w:sdtPr>
+        <w:rPr>
+          <w:rFonts w:asciiTheme="minorHAnsi" w:eastAsiaTheme="minorHAnsi" w:hAnsiTheme="minorHAnsi" w:cstheme="minorBidi"/>
+          <w:b w:val="0"/>
+          <w:color w:val="auto"/>
+          <w:sz w:val="24"/>
+          <w:szCs w:val="24"/>
+        </w:rPr>
         <w:id w:val="1637297499"/>
         <w:docPartObj>
           <w:docPartGallery w:val="Bibliographies"/>
           <w:docPartUnique/>
         </w:docPartObj>
       </w:sdtPr>
-      <w:sdtEndPr>
-        <w:rPr>
-          <w:rFonts w:asciiTheme="minorHAnsi" w:eastAsiaTheme="minorHAnsi" w:hAnsiTheme="minorHAnsi" w:cstheme="minorBidi"/>
-          <w:b w:val="0"/>
-          <w:color w:val="auto"/>
-          <w:sz w:val="24"/>
-          <w:szCs w:val="24"/>
-        </w:rPr>
-      </w:sdtEndPr>
       <w:sdtContent>
         <w:p>
           <w:pPr>
@@ -335,7 +1069,7 @@
       <w:lvlText w:val="-"/>
       <w:lvlJc w:val="left"/>
       <w:pPr>
-        <w:ind w:left="720" w:hanging="360"/>
+        <w:ind w:left="360" w:hanging="360"/>
       </w:pPr>
       <w:rPr>
         <w:rFonts w:ascii="Calibri" w:eastAsiaTheme="minorHAnsi" w:hAnsi="Calibri" w:cs="Calibri" w:hint="default"/>
@@ -347,7 +1081,7 @@
       <w:lvlText w:val="o"/>
       <w:lvlJc w:val="left"/>
       <w:pPr>
-        <w:ind w:left="1440" w:hanging="360"/>
+        <w:ind w:left="1080" w:hanging="360"/>
       </w:pPr>
       <w:rPr>
         <w:rFonts w:ascii="Courier New" w:hAnsi="Courier New" w:cs="Courier New" w:hint="default"/>
@@ -359,7 +1093,7 @@
       <w:lvlText w:val=""/>
       <w:lvlJc w:val="left"/>
       <w:pPr>
-        <w:ind w:left="2160" w:hanging="360"/>
+        <w:ind w:left="1800" w:hanging="360"/>
       </w:pPr>
       <w:rPr>
         <w:rFonts w:ascii="Wingdings" w:hAnsi="Wingdings" w:hint="default"/>
@@ -371,7 +1105,7 @@
       <w:lvlText w:val=""/>
       <w:lvlJc w:val="left"/>
       <w:pPr>
-        <w:ind w:left="2880" w:hanging="360"/>
+        <w:ind w:left="2520" w:hanging="360"/>
       </w:pPr>
       <w:rPr>
         <w:rFonts w:ascii="Symbol" w:hAnsi="Symbol" w:hint="default"/>
@@ -383,7 +1117,7 @@
       <w:lvlText w:val="o"/>
       <w:lvlJc w:val="left"/>
       <w:pPr>
-        <w:ind w:left="3600" w:hanging="360"/>
+        <w:ind w:left="3240" w:hanging="360"/>
       </w:pPr>
       <w:rPr>
         <w:rFonts w:ascii="Courier New" w:hAnsi="Courier New" w:cs="Courier New" w:hint="default"/>
@@ -395,7 +1129,7 @@
       <w:lvlText w:val=""/>
       <w:lvlJc w:val="left"/>
       <w:pPr>
-        <w:ind w:left="4320" w:hanging="360"/>
+        <w:ind w:left="3960" w:hanging="360"/>
       </w:pPr>
       <w:rPr>
         <w:rFonts w:ascii="Wingdings" w:hAnsi="Wingdings" w:hint="default"/>
@@ -407,7 +1141,7 @@
       <w:lvlText w:val=""/>
       <w:lvlJc w:val="left"/>
       <w:pPr>
-        <w:ind w:left="5040" w:hanging="360"/>
+        <w:ind w:left="4680" w:hanging="360"/>
       </w:pPr>
       <w:rPr>
         <w:rFonts w:ascii="Symbol" w:hAnsi="Symbol" w:hint="default"/>
@@ -419,7 +1153,7 @@
       <w:lvlText w:val="o"/>
       <w:lvlJc w:val="left"/>
       <w:pPr>
-        <w:ind w:left="5760" w:hanging="360"/>
+        <w:ind w:left="5400" w:hanging="360"/>
       </w:pPr>
       <w:rPr>
         <w:rFonts w:ascii="Courier New" w:hAnsi="Courier New" w:cs="Courier New" w:hint="default"/>
@@ -431,7 +1165,7 @@
       <w:lvlText w:val=""/>
       <w:lvlJc w:val="left"/>
       <w:pPr>
-        <w:ind w:left="6480" w:hanging="360"/>
+        <w:ind w:left="6120" w:hanging="360"/>
       </w:pPr>
       <w:rPr>
         <w:rFonts w:ascii="Wingdings" w:hAnsi="Wingdings" w:hint="default"/>
@@ -1372,6 +2106,25 @@
     <w:unhideWhenUsed/>
     <w:rsid w:val="00345A4D"/>
   </w:style>
+  <w:style w:type="paragraph" w:styleId="Caption">
+    <w:name w:val="caption"/>
+    <w:basedOn w:val="Normal"/>
+    <w:next w:val="Normal"/>
+    <w:uiPriority w:val="35"/>
+    <w:unhideWhenUsed/>
+    <w:qFormat/>
+    <w:rsid w:val="00C440BF"/>
+    <w:pPr>
+      <w:spacing w:after="200" w:line="240" w:lineRule="auto"/>
+      <w:jc w:val="center"/>
+    </w:pPr>
+    <w:rPr>
+      <w:iCs/>
+      <w:color w:val="000000" w:themeColor="text1"/>
+      <w:sz w:val="20"/>
+      <w:szCs w:val="18"/>
+    </w:rPr>
+  </w:style>
 </w:styles>
 </file>
 

--- a/PreliminaryResults.docx
+++ b/PreliminaryResults.docx
@@ -12,7 +12,7 @@
     </w:p>
     <w:p>
       <w:r>
-        <w:t xml:space="preserve">The goal of the project is to explore the Graph Neural Network architectures’ capabilities in detecting patterns and outliers in systems engineering models. Systems Engineering (in particular Model Based Systems Engineering) is a fairly young discipline focusing on managing complexity in engineering projects. A typical systems engineering model, breaks down a product architecture into System Requirements, System Functions and Logical and Physical Components. Each one of those “domains” is decomposed through tiers representing decreasing levels of abstraction. The critical aspect of Systems Engineering is traceability consisting in the allocation of requirements at different levels of the architecture and ensuring that those requirements are </w:t>
+        <w:t xml:space="preserve">The goal of the project is to explore the Graph Neural Network architectures’ capabilities in detecting patterns and outliers in systems engineering models. Systems Engineering (in particular Model Based Systems Engineering) is a fairly young discipline focusing on managing complexity in engineering projects. A typical systems engineering model breaks down a product architecture into System Requirements, System Functions and Logical and Physical Components. Each one of those “domains” is decomposed through tiers representing decreasing levels of abstraction. The critical aspect of Systems Engineering is traceability consisting in the allocation of requirements at different levels of the architecture and ensuring that those requirements are </w:t>
       </w:r>
       <w:r>
         <w:t>satisfied</w:t>
@@ -65,13 +65,16 @@
       </w:r>
     </w:p>
     <w:p>
+      <w:pPr>
+        <w:jc w:val="center"/>
+      </w:pPr>
       <w:r>
         <w:rPr>
           <w:noProof/>
         </w:rPr>
         <w:drawing>
-          <wp:inline distT="0" distB="0" distL="0" distR="0" wp14:anchorId="28F58E7D" wp14:editId="711B9B48">
-            <wp:extent cx="5943600" cy="2997835"/>
+          <wp:inline distT="0" distB="0" distL="0" distR="0" wp14:anchorId="28F58E7D" wp14:editId="4DD69B73">
+            <wp:extent cx="1453896" cy="731520"/>
             <wp:effectExtent l="0" t="0" r="0" b="0"/>
             <wp:docPr id="1428753225" name="Picture 1" descr="Aircrash Minority Report - The Untold Truth about the de Havilland Comet Disaster"/>
             <wp:cNvGraphicFramePr>
@@ -87,7 +90,7 @@
                     </pic:cNvPicPr>
                   </pic:nvPicPr>
                   <pic:blipFill>
-                    <a:blip r:embed="rId6">
+                    <a:blip r:embed="rId8" cstate="print">
                       <a:extLst>
                         <a:ext uri="{28A0092B-C50C-407E-A947-70E740481C1C}">
                           <a14:useLocalDpi xmlns:a14="http://schemas.microsoft.com/office/drawing/2010/main" val="0"/>
@@ -102,7 +105,7 @@
                   <pic:spPr bwMode="auto">
                     <a:xfrm>
                       <a:off x="0" y="0"/>
-                      <a:ext cx="5943600" cy="2997835"/>
+                      <a:ext cx="1453896" cy="731520"/>
                     </a:xfrm>
                     <a:prstGeom prst="rect">
                       <a:avLst/>
@@ -127,6 +130,63 @@
         <w:rPr>
           <w:b/>
           <w:bCs/>
+          <w:szCs w:val="20"/>
+        </w:rPr>
+        <w:t xml:space="preserve">Figure </w:t>
+      </w:r>
+      <w:r>
+        <w:rPr>
+          <w:b/>
+          <w:bCs/>
+          <w:szCs w:val="20"/>
+        </w:rPr>
+        <w:fldChar w:fldCharType="begin"/>
+      </w:r>
+      <w:r>
+        <w:rPr>
+          <w:b/>
+          <w:bCs/>
+          <w:szCs w:val="20"/>
+        </w:rPr>
+        <w:instrText xml:space="preserve"> SEQ Figure \* ARABIC </w:instrText>
+      </w:r>
+      <w:r>
+        <w:rPr>
+          <w:b/>
+          <w:bCs/>
+          <w:szCs w:val="20"/>
+        </w:rPr>
+        <w:fldChar w:fldCharType="separate"/>
+      </w:r>
+      <w:r>
+        <w:rPr>
+          <w:b/>
+          <w:bCs/>
+          <w:noProof/>
+          <w:szCs w:val="20"/>
+        </w:rPr>
+        <w:t>1</w:t>
+      </w:r>
+      <w:r>
+        <w:rPr>
+          <w:b/>
+          <w:bCs/>
+          <w:szCs w:val="20"/>
+        </w:rPr>
+        <w:fldChar w:fldCharType="end"/>
+      </w:r>
+      <w:r>
+        <w:rPr>
+          <w:b/>
+          <w:bCs/>
+          <w:szCs w:val="20"/>
+        </w:rPr>
+        <w:t xml:space="preserve"> - </w:t>
+      </w:r>
+      <w:r>
+        <w:rPr>
+          <w:b/>
+          <w:bCs/>
         </w:rPr>
         <w:t>De Havil</w:t>
       </w:r>
@@ -159,13 +219,11 @@
         <w:t xml:space="preserve"> windows</w:t>
       </w:r>
     </w:p>
-    <w:p/>
     <w:p>
       <w:pPr>
         <w:pStyle w:val="Heading1"/>
       </w:pPr>
       <w:r>
-        <w:lastRenderedPageBreak/>
         <w:t>Technical background</w:t>
       </w:r>
     </w:p>
@@ -188,28 +246,24 @@
       <w:r>
         <w:t xml:space="preserve"> </w:t>
       </w:r>
-      <w:r>
-        <w:t>Any requirement that is allocated to an element, must be satisfied by that same element. If not, that allocate link is considered an outlier. Also</w:t>
-      </w:r>
-      <w:r>
-        <w:t>,</w:t>
-      </w:r>
-      <w:r>
-        <w:t xml:space="preserve"> a satisfy link can only point to a requirement that is allocated to it. If not, that satisfy link is considered an outlier.</w:t>
-      </w:r>
     </w:p>
     <w:p>
       <w:pPr>
         <w:pStyle w:val="Caption"/>
+        <w:rPr>
+          <w:b/>
+          <w:bCs/>
+          <w:szCs w:val="20"/>
+        </w:rPr>
       </w:pPr>
       <w:r>
         <w:rPr>
           <w:noProof/>
         </w:rPr>
         <w:drawing>
-          <wp:inline distT="0" distB="0" distL="0" distR="0" wp14:anchorId="01C2610F" wp14:editId="3FB3751C">
-            <wp:extent cx="5943600" cy="799465"/>
-            <wp:effectExtent l="0" t="0" r="0" b="635"/>
+          <wp:inline distT="0" distB="0" distL="0" distR="0" wp14:anchorId="01C2610F" wp14:editId="46BC9DEA">
+            <wp:extent cx="2340864" cy="246888"/>
+            <wp:effectExtent l="0" t="0" r="2540" b="1270"/>
             <wp:docPr id="1375882961" name="Picture 1"/>
             <wp:cNvGraphicFramePr>
               <a:graphicFrameLocks xmlns:a="http://schemas.openxmlformats.org/drawingml/2006/main" noChangeAspect="1"/>
@@ -221,20 +275,29 @@
                     <pic:cNvPr id="1375882961" name=""/>
                     <pic:cNvPicPr/>
                   </pic:nvPicPr>
-                  <pic:blipFill>
-                    <a:blip r:embed="rId7"/>
+                  <pic:blipFill rotWithShape="1">
+                    <a:blip r:embed="rId9"/>
+                    <a:srcRect t="11442" b="10081"/>
                     <a:stretch>
                       <a:fillRect/>
                     </a:stretch>
                   </pic:blipFill>
-                  <pic:spPr>
+                  <pic:spPr bwMode="auto">
                     <a:xfrm>
                       <a:off x="0" y="0"/>
-                      <a:ext cx="5943600" cy="799465"/>
+                      <a:ext cx="2340864" cy="246888"/>
                     </a:xfrm>
                     <a:prstGeom prst="rect">
                       <a:avLst/>
                     </a:prstGeom>
+                    <a:ln>
+                      <a:noFill/>
+                    </a:ln>
+                    <a:extLst>
+                      <a:ext uri="{53640926-AAD7-44D8-BBD7-CCE9431645EC}">
+                        <a14:shadowObscured xmlns:a14="http://schemas.microsoft.com/office/drawing/2010/main"/>
+                      </a:ext>
+                    </a:extLst>
                   </pic:spPr>
                 </pic:pic>
               </a:graphicData>
@@ -242,14 +305,11 @@
           </wp:inline>
         </w:drawing>
       </w:r>
-      <w:r>
-        <w:rPr>
-          <w:b/>
-          <w:bCs/>
-          <w:szCs w:val="20"/>
-        </w:rPr>
-        <w:t xml:space="preserve"> </w:t>
-      </w:r>
+    </w:p>
+    <w:p>
+      <w:pPr>
+        <w:pStyle w:val="Caption"/>
+      </w:pPr>
       <w:r>
         <w:rPr>
           <w:b/>
@@ -289,7 +349,7 @@
           <w:noProof/>
           <w:szCs w:val="20"/>
         </w:rPr>
-        <w:t>1</w:t>
+        <w:t>2</w:t>
       </w:r>
       <w:r>
         <w:rPr>
@@ -315,10 +375,7 @@
         <w:t>Simple outliers</w:t>
       </w:r>
       <w:r>
-        <w:t xml:space="preserve">. </w:t>
-      </w:r>
-      <w:r>
-        <w:t>Direct satisfaction of allocated requirement</w:t>
+        <w:t>. Direct satisfaction of allocated requirement</w:t>
       </w:r>
     </w:p>
     <w:p>
@@ -335,28 +392,20 @@
       <w:r>
         <w:t xml:space="preserve"> </w:t>
       </w:r>
-      <w:r>
-        <w:t>Any requirement that is allocated to an element (function or component), must be satisfied by that element or one of its children in the hierarchy. If not, that allocate link is considered an outlier. Also</w:t>
-      </w:r>
-      <w:r>
-        <w:t>,</w:t>
-      </w:r>
-      <w:r>
-        <w:t xml:space="preserve"> a satisfy link can only point to a requirement that is allocated to it or one of its parents. If not, that satisfy link is considered an outlier.</w:t>
-      </w:r>
     </w:p>
     <w:p>
       <w:pPr>
         <w:keepNext/>
+        <w:jc w:val="center"/>
       </w:pPr>
       <w:r>
         <w:rPr>
           <w:noProof/>
         </w:rPr>
         <w:drawing>
-          <wp:inline distT="0" distB="0" distL="0" distR="0" wp14:anchorId="44DA2CDC" wp14:editId="17F71649">
-            <wp:extent cx="5943600" cy="1213485"/>
-            <wp:effectExtent l="0" t="0" r="0" b="5715"/>
+          <wp:inline distT="0" distB="0" distL="0" distR="0" wp14:anchorId="44DA2CDC" wp14:editId="4D030215">
+            <wp:extent cx="2377440" cy="420624"/>
+            <wp:effectExtent l="0" t="0" r="3810" b="0"/>
             <wp:docPr id="744292998" name="Picture 1"/>
             <wp:cNvGraphicFramePr>
               <a:graphicFrameLocks xmlns:a="http://schemas.openxmlformats.org/drawingml/2006/main" noChangeAspect="1"/>
@@ -368,20 +417,29 @@
                     <pic:cNvPr id="744292998" name=""/>
                     <pic:cNvPicPr/>
                   </pic:nvPicPr>
-                  <pic:blipFill>
-                    <a:blip r:embed="rId8"/>
+                  <pic:blipFill rotWithShape="1">
+                    <a:blip r:embed="rId10"/>
+                    <a:srcRect t="7236" b="5882"/>
                     <a:stretch>
                       <a:fillRect/>
                     </a:stretch>
                   </pic:blipFill>
-                  <pic:spPr>
+                  <pic:spPr bwMode="auto">
                     <a:xfrm>
                       <a:off x="0" y="0"/>
-                      <a:ext cx="5943600" cy="1213485"/>
+                      <a:ext cx="2377440" cy="420624"/>
                     </a:xfrm>
                     <a:prstGeom prst="rect">
                       <a:avLst/>
                     </a:prstGeom>
+                    <a:ln>
+                      <a:noFill/>
+                    </a:ln>
+                    <a:extLst>
+                      <a:ext uri="{53640926-AAD7-44D8-BBD7-CCE9431645EC}">
+                        <a14:shadowObscured xmlns:a14="http://schemas.microsoft.com/office/drawing/2010/main"/>
+                      </a:ext>
+                    </a:extLst>
                   </pic:spPr>
                 </pic:pic>
               </a:graphicData>
@@ -433,7 +491,7 @@
           <w:noProof/>
           <w:szCs w:val="20"/>
         </w:rPr>
-        <w:t>2</w:t>
+        <w:t>3</w:t>
       </w:r>
       <w:r>
         <w:rPr>
@@ -480,34 +538,19 @@
       <w:r>
         <w:t>Satisfying the sum of decomposed requirements – an outlier in this case is any allocate relationship where the set of decomposed requirements is not fully satisfied or a satisfy relationship that is redundant.</w:t>
       </w:r>
-      <w:r>
-        <w:t xml:space="preserve"> Any</w:t>
-      </w:r>
-      <w:r>
-        <w:t xml:space="preserve"> requirement </w:t>
-      </w:r>
-      <w:r>
-        <w:t xml:space="preserve">that </w:t>
-      </w:r>
-      <w:r>
-        <w:t xml:space="preserve">is allocated to an element (function or component), then that requirement must be decomposed and each of its children must be satisfied either directly or recursively through that same decomposition rule. A requirement whose children are not all satisfied is an outlier. Also, if a satisfy link points to a requirement </w:t>
-      </w:r>
-      <w:r>
-        <w:lastRenderedPageBreak/>
-        <w:t>that is not allocated to it or one of its parents or if that requirement is already satisfied through its children, that satisfy link is an outlier</w:t>
-      </w:r>
     </w:p>
     <w:p>
       <w:pPr>
         <w:keepNext/>
+        <w:jc w:val="center"/>
       </w:pPr>
       <w:r>
         <w:rPr>
           <w:noProof/>
         </w:rPr>
         <w:drawing>
-          <wp:inline distT="0" distB="0" distL="0" distR="0" wp14:anchorId="5935E44A" wp14:editId="5A06D85F">
-            <wp:extent cx="5943600" cy="1205865"/>
+          <wp:inline distT="0" distB="0" distL="0" distR="0" wp14:anchorId="5935E44A" wp14:editId="0773C4F0">
+            <wp:extent cx="2368296" cy="438912"/>
             <wp:effectExtent l="0" t="0" r="0" b="0"/>
             <wp:docPr id="1718467618" name="Picture 1"/>
             <wp:cNvGraphicFramePr>
@@ -520,20 +563,29 @@
                     <pic:cNvPr id="1718467618" name=""/>
                     <pic:cNvPicPr/>
                   </pic:nvPicPr>
-                  <pic:blipFill>
-                    <a:blip r:embed="rId9"/>
+                  <pic:blipFill rotWithShape="1">
+                    <a:blip r:embed="rId11"/>
+                    <a:srcRect t="7435" b="1151"/>
                     <a:stretch>
                       <a:fillRect/>
                     </a:stretch>
                   </pic:blipFill>
-                  <pic:spPr>
+                  <pic:spPr bwMode="auto">
                     <a:xfrm>
                       <a:off x="0" y="0"/>
-                      <a:ext cx="5943600" cy="1205865"/>
+                      <a:ext cx="2368296" cy="438912"/>
                     </a:xfrm>
                     <a:prstGeom prst="rect">
                       <a:avLst/>
                     </a:prstGeom>
+                    <a:ln>
+                      <a:noFill/>
+                    </a:ln>
+                    <a:extLst>
+                      <a:ext uri="{53640926-AAD7-44D8-BBD7-CCE9431645EC}">
+                        <a14:shadowObscured xmlns:a14="http://schemas.microsoft.com/office/drawing/2010/main"/>
+                      </a:ext>
+                    </a:extLst>
                   </pic:spPr>
                 </pic:pic>
               </a:graphicData>
@@ -585,7 +637,7 @@
           <w:noProof/>
           <w:szCs w:val="20"/>
         </w:rPr>
-        <w:t>3</w:t>
+        <w:t>4</w:t>
       </w:r>
       <w:r>
         <w:rPr>
@@ -608,14 +660,7 @@
           <w:b/>
           <w:bCs/>
         </w:rPr>
-        <w:t>Complex</w:t>
-      </w:r>
-      <w:r>
-        <w:rPr>
-          <w:b/>
-          <w:bCs/>
-        </w:rPr>
-        <w:t xml:space="preserve"> outliers</w:t>
+        <w:t>Complex outliers</w:t>
       </w:r>
       <w:r>
         <w:rPr>
@@ -630,6 +675,7 @@
     </w:p>
     <w:p>
       <w:r>
+        <w:lastRenderedPageBreak/>
         <w:t>The synthetic models we generated are sets of graphs where each domain is composed of 50 elements in a hierarchy of 3 tiers for requirements and 4 tiers for functions and components.</w:t>
       </w:r>
       <w:r>
@@ -637,14 +683,17 @@
       </w:r>
     </w:p>
     <w:p>
+      <w:pPr>
+        <w:jc w:val="center"/>
+      </w:pPr>
       <w:r>
         <w:rPr>
           <w:noProof/>
         </w:rPr>
         <w:drawing>
-          <wp:inline distT="0" distB="0" distL="0" distR="0" wp14:anchorId="14BCFB49" wp14:editId="4567A58C">
-            <wp:extent cx="5943600" cy="4010660"/>
-            <wp:effectExtent l="0" t="0" r="0" b="8890"/>
+          <wp:inline distT="0" distB="0" distL="0" distR="0" wp14:anchorId="14BCFB49" wp14:editId="7FA709FB">
+            <wp:extent cx="4152086" cy="91006"/>
+            <wp:effectExtent l="0" t="0" r="0" b="4445"/>
             <wp:docPr id="400398445" name="Picture 4"/>
             <wp:cNvGraphicFramePr>
               <a:graphicFrameLocks xmlns:a="http://schemas.openxmlformats.org/drawingml/2006/main" noChangeAspect="1"/>
@@ -658,15 +707,15 @@
                       <a:picLocks noChangeAspect="1" noChangeArrowheads="1"/>
                     </pic:cNvPicPr>
                   </pic:nvPicPr>
-                  <pic:blipFill>
-                    <a:blip r:embed="rId10">
+                  <pic:blipFill rotWithShape="1">
+                    <a:blip r:embed="rId12">
                       <a:extLst>
                         <a:ext uri="{28A0092B-C50C-407E-A947-70E740481C1C}">
                           <a14:useLocalDpi xmlns:a14="http://schemas.microsoft.com/office/drawing/2010/main" val="0"/>
                         </a:ext>
                       </a:extLst>
                     </a:blip>
-                    <a:srcRect/>
+                    <a:srcRect t="14227" b="82525"/>
                     <a:stretch>
                       <a:fillRect/>
                     </a:stretch>
@@ -674,7 +723,7 @@
                   <pic:spPr bwMode="auto">
                     <a:xfrm>
                       <a:off x="0" y="0"/>
-                      <a:ext cx="5943600" cy="4010660"/>
+                      <a:ext cx="4152265" cy="91010"/>
                     </a:xfrm>
                     <a:prstGeom prst="rect">
                       <a:avLst/>
@@ -683,6 +732,11 @@
                     <a:ln>
                       <a:noFill/>
                     </a:ln>
+                    <a:extLst>
+                      <a:ext uri="{53640926-AAD7-44D8-BBD7-CCE9431645EC}">
+                        <a14:shadowObscured xmlns:a14="http://schemas.microsoft.com/office/drawing/2010/main"/>
+                      </a:ext>
+                    </a:extLst>
                   </pic:spPr>
                 </pic:pic>
               </a:graphicData>
@@ -690,118 +744,15 @@
           </wp:inline>
         </w:drawing>
       </w:r>
-    </w:p>
-    <w:p>
-      <w:pPr>
-        <w:pStyle w:val="Caption"/>
-      </w:pPr>
-      <w:r>
-        <w:rPr>
-          <w:b/>
-          <w:bCs/>
-          <w:szCs w:val="20"/>
-        </w:rPr>
-        <w:t xml:space="preserve">Figure </w:t>
-      </w:r>
-      <w:r>
-        <w:rPr>
-          <w:b/>
-          <w:bCs/>
-          <w:szCs w:val="20"/>
-        </w:rPr>
-        <w:fldChar w:fldCharType="begin"/>
-      </w:r>
-      <w:r>
-        <w:rPr>
-          <w:b/>
-          <w:bCs/>
-          <w:szCs w:val="20"/>
-        </w:rPr>
-        <w:instrText xml:space="preserve"> SEQ Figure \* ARABIC </w:instrText>
-      </w:r>
-      <w:r>
-        <w:rPr>
-          <w:b/>
-          <w:bCs/>
-          <w:szCs w:val="20"/>
-        </w:rPr>
-        <w:fldChar w:fldCharType="separate"/>
-      </w:r>
-      <w:r>
-        <w:rPr>
-          <w:b/>
-          <w:bCs/>
+      <w:r>
+        <w:rPr>
           <w:noProof/>
-          <w:szCs w:val="20"/>
-        </w:rPr>
-        <w:t>4</w:t>
-      </w:r>
-      <w:r>
-        <w:rPr>
-          <w:b/>
-          <w:bCs/>
-          <w:szCs w:val="20"/>
-        </w:rPr>
-        <w:fldChar w:fldCharType="end"/>
-      </w:r>
-      <w:r>
-        <w:rPr>
-          <w:b/>
-          <w:bCs/>
-          <w:szCs w:val="20"/>
-        </w:rPr>
-        <w:t xml:space="preserve"> </w:t>
-      </w:r>
-      <w:r>
-        <w:rPr>
-          <w:b/>
-          <w:bCs/>
-          <w:szCs w:val="20"/>
-        </w:rPr>
-        <w:t>–</w:t>
-      </w:r>
-      <w:r>
-        <w:rPr>
-          <w:b/>
-          <w:bCs/>
-          <w:szCs w:val="20"/>
-        </w:rPr>
-        <w:t xml:space="preserve"> </w:t>
-      </w:r>
-      <w:r>
-        <w:rPr>
-          <w:b/>
-          <w:bCs/>
-        </w:rPr>
-        <w:t>Simple Systems Engineering graph</w:t>
-      </w:r>
-      <w:r>
-        <w:rPr>
-          <w:b/>
-          <w:bCs/>
-        </w:rPr>
-        <w:t>.</w:t>
-      </w:r>
-    </w:p>
-    <w:p>
-      <w:r>
-        <w:t xml:space="preserve">The following plot </w:t>
-      </w:r>
-      <w:r>
-        <w:t>provides a simplified visualization for the actual size graph where elements are clustered by domain and tier.</w:t>
-      </w:r>
-    </w:p>
-    <w:p>
-      <w:r>
-        <w:rPr>
-          <w:noProof/>
-        </w:rPr>
-        <w:lastRenderedPageBreak/>
+        </w:rPr>
         <w:drawing>
-          <wp:inline distT="0" distB="0" distL="0" distR="0" wp14:anchorId="1E1C4CB5" wp14:editId="798536C3">
-            <wp:extent cx="5833872" cy="6976872"/>
-            <wp:effectExtent l="0" t="0" r="0" b="0"/>
-            <wp:docPr id="1905903506" name="Picture 3"/>
+          <wp:inline distT="0" distB="0" distL="0" distR="0" wp14:anchorId="522D3F43" wp14:editId="214F2F31">
+            <wp:extent cx="4152086" cy="2036731"/>
+            <wp:effectExtent l="0" t="0" r="1270" b="1905"/>
+            <wp:docPr id="568000912" name="Picture 4"/>
             <wp:cNvGraphicFramePr>
               <a:graphicFrameLocks xmlns:a="http://schemas.openxmlformats.org/drawingml/2006/main" noChangeAspect="1"/>
             </wp:cNvGraphicFramePr>
@@ -809,20 +760,20 @@
               <a:graphicData uri="http://schemas.openxmlformats.org/drawingml/2006/picture">
                 <pic:pic xmlns:pic="http://schemas.openxmlformats.org/drawingml/2006/picture">
                   <pic:nvPicPr>
-                    <pic:cNvPr id="0" name="Picture 5"/>
+                    <pic:cNvPr id="0" name="Picture 6"/>
                     <pic:cNvPicPr>
                       <a:picLocks noChangeAspect="1" noChangeArrowheads="1"/>
                     </pic:cNvPicPr>
                   </pic:nvPicPr>
-                  <pic:blipFill>
-                    <a:blip r:embed="rId11">
+                  <pic:blipFill rotWithShape="1">
+                    <a:blip r:embed="rId12">
                       <a:extLst>
                         <a:ext uri="{28A0092B-C50C-407E-A947-70E740481C1C}">
                           <a14:useLocalDpi xmlns:a14="http://schemas.microsoft.com/office/drawing/2010/main" val="0"/>
                         </a:ext>
                       </a:extLst>
                     </a:blip>
-                    <a:srcRect/>
+                    <a:srcRect t="25208" b="2098"/>
                     <a:stretch>
                       <a:fillRect/>
                     </a:stretch>
@@ -830,7 +781,7 @@
                   <pic:spPr bwMode="auto">
                     <a:xfrm>
                       <a:off x="0" y="0"/>
-                      <a:ext cx="5833872" cy="6976872"/>
+                      <a:ext cx="4152265" cy="2036819"/>
                     </a:xfrm>
                     <a:prstGeom prst="rect">
                       <a:avLst/>
@@ -839,6 +790,11 @@
                     <a:ln>
                       <a:noFill/>
                     </a:ln>
+                    <a:extLst>
+                      <a:ext uri="{53640926-AAD7-44D8-BBD7-CCE9431645EC}">
+                        <a14:shadowObscured xmlns:a14="http://schemas.microsoft.com/office/drawing/2010/main"/>
+                      </a:ext>
+                    </a:extLst>
                   </pic:spPr>
                 </pic:pic>
               </a:graphicData>
@@ -850,9 +806,6 @@
     <w:p>
       <w:pPr>
         <w:pStyle w:val="Caption"/>
-        <w:rPr>
-          <w:szCs w:val="20"/>
-        </w:rPr>
       </w:pPr>
       <w:r>
         <w:rPr>
@@ -909,57 +862,1026 @@
           <w:bCs/>
           <w:szCs w:val="20"/>
         </w:rPr>
-        <w:t xml:space="preserve"> - Outlier density in a System Requirements </w:t>
-      </w:r>
-      <w:r>
-        <w:rPr>
-          <w:b/>
-          <w:bCs/>
-          <w:szCs w:val="20"/>
-        </w:rPr>
-        <w:t>T</w:t>
-      </w:r>
-      <w:r>
-        <w:rPr>
-          <w:b/>
-          <w:bCs/>
-          <w:szCs w:val="20"/>
-        </w:rPr>
-        <w:t xml:space="preserve">raceability </w:t>
-      </w:r>
-      <w:r>
-        <w:rPr>
-          <w:b/>
-          <w:bCs/>
-          <w:szCs w:val="20"/>
-        </w:rPr>
-        <w:t>N</w:t>
-      </w:r>
-      <w:r>
-        <w:rPr>
-          <w:b/>
-          <w:bCs/>
-          <w:szCs w:val="20"/>
-        </w:rPr>
-        <w:t xml:space="preserve">etwork. </w:t>
-      </w:r>
-      <w:r>
-        <w:rPr>
-          <w:szCs w:val="20"/>
-        </w:rPr>
-        <w:t>Requirements are allocated to functions and components then satisfied by child elements in each hierarchy. Type 1 outliers are allocations that are not satisfied. Type 2 outliers are satisfy links to requirements that are not allocated to a parent element.</w:t>
-      </w:r>
-    </w:p>
-    <w:p>
+        <w:t xml:space="preserve"> </w:t>
+      </w:r>
+      <w:r>
+        <w:rPr>
+          <w:b/>
+          <w:bCs/>
+          <w:szCs w:val="20"/>
+        </w:rPr>
+        <w:t>–</w:t>
+      </w:r>
+      <w:r>
+        <w:rPr>
+          <w:b/>
+          <w:bCs/>
+          <w:szCs w:val="20"/>
+        </w:rPr>
+        <w:t xml:space="preserve"> </w:t>
+      </w:r>
+      <w:r>
+        <w:rPr>
+          <w:b/>
+          <w:bCs/>
+        </w:rPr>
+        <w:t>Simple Systems Engineering graph</w:t>
+      </w:r>
+      <w:r>
+        <w:rPr>
+          <w:b/>
+          <w:bCs/>
+        </w:rPr>
+        <w:t>.</w:t>
+      </w:r>
+    </w:p>
+    <w:p>
+      <w:r>
+        <w:t xml:space="preserve">The following plot </w:t>
+      </w:r>
+      <w:r>
+        <w:t>provides a simplified visualization for the actual size graph where elements are clustered by domain and tier.</w:t>
+      </w:r>
+    </w:p>
+    <w:p>
+      <w:r>
+        <w:t>Our project will explore the impact of the presence of those outliers on the performance of different GNN architectures and also compare their performance to non-GNN based classifier NN methods. Several papers were published in the recent years on the use of GNNs for detecting and completing missing relationships in Systems Engineering models. One such paper that was particularly well aligned with the idea for our project was recently published by the International Council on Systems Engineering (INCOSE)</w:t>
+      </w:r>
+      <w:sdt>
+        <w:sdtPr>
+          <w:id w:val="658429210"/>
+          <w:citation/>
+        </w:sdtPr>
+        <w:sdtContent>
+          <w:r>
+            <w:fldChar w:fldCharType="begin"/>
+          </w:r>
+          <w:r>
+            <w:instrText xml:space="preserve"> CITATION EKa25 \l 1033 </w:instrText>
+          </w:r>
+          <w:r>
+            <w:fldChar w:fldCharType="separate"/>
+          </w:r>
+          <w:r>
+            <w:rPr>
+              <w:noProof/>
+            </w:rPr>
+            <w:t xml:space="preserve"> (E.Karagoz, 2025)</w:t>
+          </w:r>
+          <w:r>
+            <w:fldChar w:fldCharType="end"/>
+          </w:r>
+        </w:sdtContent>
+      </w:sdt>
+      <w:r>
+        <w:t>.</w:t>
+      </w:r>
+    </w:p>
+    <w:p>
+      <w:pPr>
+        <w:pStyle w:val="Heading1"/>
+      </w:pPr>
+      <w:r>
+        <w:t>Methodology</w:t>
+      </w:r>
+    </w:p>
+    <w:p>
+      <w:pPr>
+        <w:rPr>
+          <w:szCs w:val="20"/>
+        </w:rPr>
+      </w:pPr>
+      <w:r>
+        <w:rPr>
+          <w:szCs w:val="20"/>
+        </w:rPr>
+        <w:t xml:space="preserve">GNNs are unique from other machine learning applications in that they act on completely differently structured datasets. The data consists of edges and nodes. </w:t>
+      </w:r>
+      <w:r>
+        <w:rPr>
+          <w:szCs w:val="20"/>
+        </w:rPr>
+        <w:t>An additional challenge is that the same graph can be expressed as many different adjacency matrices depending on node ordering — GNNs are designed to be permutation invariant, meaning the output is consistent regardless of how nodes are arranged.</w:t>
+      </w:r>
+    </w:p>
+    <w:p>
+      <w:r>
+        <w:t xml:space="preserve">The architectures evaluated include GCN, GAT, GATv2, </w:t>
+      </w:r>
+      <w:proofErr w:type="spellStart"/>
+      <w:r>
+        <w:t>GraphSAGE</w:t>
+      </w:r>
+      <w:proofErr w:type="spellEnd"/>
+      <w:r>
+        <w:t xml:space="preserve">, and RGCN. In this implementation, each architecture uses the same loss function and optimizer. The loss function is binary cross-entropy with logits, appropriate here because each edge is classified independently as either an outlier or valid. To account for the imbalance between valid and outlier edges, a </w:t>
+      </w:r>
+      <w:proofErr w:type="spellStart"/>
+      <w:r>
+        <w:rPr>
+          <w:rFonts w:ascii="Courier New" w:hAnsi="Courier New" w:cs="Courier New"/>
+        </w:rPr>
+        <w:t>pos_weight</w:t>
+      </w:r>
+      <w:proofErr w:type="spellEnd"/>
+      <w:r>
+        <w:t xml:space="preserve"> term scales the loss contribution of outlier edges upward during training. The optimizer is Adam with a learning rate of 0.01.</w:t>
+      </w:r>
+    </w:p>
+    <w:p>
+      <w:pPr>
+        <w:pStyle w:val="Heading2"/>
+      </w:pPr>
+      <w:r>
+        <w:t xml:space="preserve">GCN </w:t>
+      </w:r>
+    </w:p>
+    <w:p>
+      <w:pPr>
+        <w:keepNext/>
+        <w:rPr>
+          <w:szCs w:val="20"/>
+        </w:rPr>
+      </w:pPr>
+      <w:r>
+        <w:rPr>
+          <w:szCs w:val="20"/>
+        </w:rPr>
+        <w:t xml:space="preserve">All of the GNNs examined in this project share a similar pipeline — and indeed a similar structure to other neural network architectures — those being 1) a multilayer GNN encoder, 2) edge lookup, 3) MLP edge classifier, 4) loss </w:t>
+      </w:r>
       <w:r>
         <w:lastRenderedPageBreak/>
-        <w:t>Our project will explore the impact of the presence of those outliers on the performance of different GNN architectures and also compare their performance to non-GNN based classifier NN methods.</w:t>
-      </w:r>
-    </w:p>
-    <w:p/>
-    <w:p>
-      <w:r>
-        <w:br w:type="page"/>
+        <w:t>function</w:t>
+      </w:r>
+      <w:r>
+        <w:rPr>
+          <w:szCs w:val="20"/>
+        </w:rPr>
+        <w:t xml:space="preserve">, and 5) optimizer. The differences between the architectures are mainly in the first three steps. </w:t>
+      </w:r>
+      <w:r>
+        <w:rPr>
+          <w:szCs w:val="20"/>
+        </w:rPr>
+        <w:t>Figure 7 below illustrates the first three steps for the simplest GNN architecture</w:t>
+      </w:r>
+      <w:r>
+        <w:rPr>
+          <w:szCs w:val="20"/>
+        </w:rPr>
+        <w:t>, the Graph Convolutional Network (GCN).</w:t>
+      </w:r>
+    </w:p>
+    <w:p>
+      <w:pPr>
+        <w:keepNext/>
+      </w:pPr>
+      <w:r>
+        <w:rPr>
+          <w:noProof/>
+        </w:rPr>
+        <w:drawing>
+          <wp:inline distT="0" distB="0" distL="0" distR="0" wp14:anchorId="3C3CC1F4" wp14:editId="1CE56D2B">
+            <wp:extent cx="5943600" cy="1907182"/>
+            <wp:effectExtent l="0" t="0" r="0" b="0"/>
+            <wp:docPr id="1894842718" name="Picture 1"/>
+            <wp:cNvGraphicFramePr>
+              <a:graphicFrameLocks xmlns:a="http://schemas.openxmlformats.org/drawingml/2006/main" noChangeAspect="1"/>
+            </wp:cNvGraphicFramePr>
+            <a:graphic xmlns:a="http://schemas.openxmlformats.org/drawingml/2006/main">
+              <a:graphicData uri="http://schemas.openxmlformats.org/drawingml/2006/picture">
+                <pic:pic xmlns:pic="http://schemas.openxmlformats.org/drawingml/2006/picture">
+                  <pic:nvPicPr>
+                    <pic:cNvPr id="1894842718" name=""/>
+                    <pic:cNvPicPr/>
+                  </pic:nvPicPr>
+                  <pic:blipFill rotWithShape="1">
+                    <a:blip r:embed="rId13"/>
+                    <a:srcRect t="6580"/>
+                    <a:stretch>
+                      <a:fillRect/>
+                    </a:stretch>
+                  </pic:blipFill>
+                  <pic:spPr bwMode="auto">
+                    <a:xfrm>
+                      <a:off x="0" y="0"/>
+                      <a:ext cx="5943600" cy="1907182"/>
+                    </a:xfrm>
+                    <a:prstGeom prst="rect">
+                      <a:avLst/>
+                    </a:prstGeom>
+                    <a:ln>
+                      <a:noFill/>
+                    </a:ln>
+                    <a:extLst>
+                      <a:ext uri="{53640926-AAD7-44D8-BBD7-CCE9431645EC}">
+                        <a14:shadowObscured xmlns:a14="http://schemas.microsoft.com/office/drawing/2010/main"/>
+                      </a:ext>
+                    </a:extLst>
+                  </pic:spPr>
+                </pic:pic>
+              </a:graphicData>
+            </a:graphic>
+          </wp:inline>
+        </w:drawing>
+      </w:r>
+    </w:p>
+    <w:p>
+      <w:pPr>
+        <w:pStyle w:val="Caption"/>
+        <w:rPr>
+          <w:b/>
+          <w:bCs/>
+        </w:rPr>
+      </w:pPr>
+      <w:r>
+        <w:rPr>
+          <w:b/>
+          <w:bCs/>
+        </w:rPr>
+        <w:t xml:space="preserve">Figure </w:t>
+      </w:r>
+      <w:r>
+        <w:rPr>
+          <w:b/>
+          <w:bCs/>
+        </w:rPr>
+        <w:fldChar w:fldCharType="begin"/>
+      </w:r>
+      <w:r>
+        <w:rPr>
+          <w:b/>
+          <w:bCs/>
+        </w:rPr>
+        <w:instrText xml:space="preserve"> SEQ Figure \* ARABIC </w:instrText>
+      </w:r>
+      <w:r>
+        <w:rPr>
+          <w:b/>
+          <w:bCs/>
+        </w:rPr>
+        <w:fldChar w:fldCharType="separate"/>
+      </w:r>
+      <w:r>
+        <w:rPr>
+          <w:b/>
+          <w:bCs/>
+          <w:noProof/>
+        </w:rPr>
+        <w:t>6</w:t>
+      </w:r>
+      <w:r>
+        <w:rPr>
+          <w:b/>
+          <w:bCs/>
+        </w:rPr>
+        <w:fldChar w:fldCharType="end"/>
+      </w:r>
+      <w:r>
+        <w:rPr>
+          <w:b/>
+          <w:bCs/>
+          <w:szCs w:val="20"/>
+        </w:rPr>
+        <w:t xml:space="preserve"> -</w:t>
+      </w:r>
+      <w:r>
+        <w:rPr>
+          <w:b/>
+          <w:bCs/>
+          <w:szCs w:val="20"/>
+        </w:rPr>
+        <w:t xml:space="preserve"> </w:t>
+      </w:r>
+      <w:r>
+        <w:rPr>
+          <w:b/>
+          <w:bCs/>
+        </w:rPr>
+        <w:t>Edge prediction pipeline of a GCN</w:t>
+      </w:r>
+    </w:p>
+    <w:p>
+      <w:r>
+        <w:t>An important aspect of the GCN is that the data must be preformatted correctly — this is a key difference from conventional neural networks. The matrix, referred to as X, represents a node on each row. Each column is representative of various features, and these are typically one-hot encoded to describe node type. The order of nodes in X must be maintained for the rest of the pipeline. This order is used to create an adjacency matrix, which describes connections between the different nodes.</w:t>
+      </w:r>
+    </w:p>
+    <w:p>
+      <w:pPr>
+        <w:pStyle w:val="ListParagraph"/>
+        <w:keepNext/>
+        <w:numPr>
+          <w:ilvl w:val="0"/>
+          <w:numId w:val="2"/>
+        </w:numPr>
+        <w:jc w:val="center"/>
+      </w:pPr>
+      <w:r>
+        <w:rPr>
+          <w:noProof/>
+        </w:rPr>
+        <w:drawing>
+          <wp:inline distT="0" distB="0" distL="0" distR="0" wp14:anchorId="1C2E901F" wp14:editId="345AC5C4">
+            <wp:extent cx="2647823" cy="1510151"/>
+            <wp:effectExtent l="0" t="0" r="635" b="0"/>
+            <wp:docPr id="920764539" name="Picture 5" descr="Matrices in Graph Theory"/>
+            <wp:cNvGraphicFramePr>
+              <a:graphicFrameLocks xmlns:a="http://schemas.openxmlformats.org/drawingml/2006/main" noChangeAspect="1"/>
+            </wp:cNvGraphicFramePr>
+            <a:graphic xmlns:a="http://schemas.openxmlformats.org/drawingml/2006/main">
+              <a:graphicData uri="http://schemas.openxmlformats.org/drawingml/2006/picture">
+                <pic:pic xmlns:pic="http://schemas.openxmlformats.org/drawingml/2006/picture">
+                  <pic:nvPicPr>
+                    <pic:cNvPr id="0" name="Picture 10" descr="Matrices in Graph Theory"/>
+                    <pic:cNvPicPr>
+                      <a:picLocks noChangeAspect="1" noChangeArrowheads="1"/>
+                    </pic:cNvPicPr>
+                  </pic:nvPicPr>
+                  <pic:blipFill rotWithShape="1">
+                    <a:blip r:embed="rId14">
+                      <a:extLst>
+                        <a:ext uri="{28A0092B-C50C-407E-A947-70E740481C1C}">
+                          <a14:useLocalDpi xmlns:a14="http://schemas.microsoft.com/office/drawing/2010/main" val="0"/>
+                        </a:ext>
+                      </a:extLst>
+                    </a:blip>
+                    <a:srcRect t="10527"/>
+                    <a:stretch>
+                      <a:fillRect/>
+                    </a:stretch>
+                  </pic:blipFill>
+                  <pic:spPr bwMode="auto">
+                    <a:xfrm>
+                      <a:off x="0" y="0"/>
+                      <a:ext cx="2648077" cy="1510296"/>
+                    </a:xfrm>
+                    <a:prstGeom prst="rect">
+                      <a:avLst/>
+                    </a:prstGeom>
+                    <a:noFill/>
+                    <a:ln>
+                      <a:noFill/>
+                    </a:ln>
+                    <a:extLst>
+                      <a:ext uri="{53640926-AAD7-44D8-BBD7-CCE9431645EC}">
+                        <a14:shadowObscured xmlns:a14="http://schemas.microsoft.com/office/drawing/2010/main"/>
+                      </a:ext>
+                    </a:extLst>
+                  </pic:spPr>
+                </pic:pic>
+              </a:graphicData>
+            </a:graphic>
+          </wp:inline>
+        </w:drawing>
+      </w:r>
+    </w:p>
+    <w:p>
+      <w:pPr>
+        <w:pStyle w:val="Caption"/>
+        <w:rPr>
+          <w:b/>
+          <w:bCs/>
+        </w:rPr>
+      </w:pPr>
+      <w:r>
+        <w:rPr>
+          <w:b/>
+          <w:bCs/>
+        </w:rPr>
+        <w:t xml:space="preserve">Figure </w:t>
+      </w:r>
+      <w:r>
+        <w:rPr>
+          <w:b/>
+          <w:bCs/>
+        </w:rPr>
+        <w:fldChar w:fldCharType="begin"/>
+      </w:r>
+      <w:r>
+        <w:rPr>
+          <w:b/>
+          <w:bCs/>
+        </w:rPr>
+        <w:instrText xml:space="preserve"> SEQ Figure \* ARABIC </w:instrText>
+      </w:r>
+      <w:r>
+        <w:rPr>
+          <w:b/>
+          <w:bCs/>
+        </w:rPr>
+        <w:fldChar w:fldCharType="separate"/>
+      </w:r>
+      <w:r>
+        <w:rPr>
+          <w:b/>
+          <w:bCs/>
+          <w:noProof/>
+        </w:rPr>
+        <w:t>7</w:t>
+      </w:r>
+      <w:r>
+        <w:rPr>
+          <w:b/>
+          <w:bCs/>
+        </w:rPr>
+        <w:fldChar w:fldCharType="end"/>
+      </w:r>
+      <w:r>
+        <w:rPr>
+          <w:b/>
+          <w:bCs/>
+          <w:szCs w:val="20"/>
+        </w:rPr>
+        <w:t xml:space="preserve"> - </w:t>
+      </w:r>
+      <w:r>
+        <w:rPr>
+          <w:b/>
+          <w:bCs/>
+        </w:rPr>
+        <w:t>Adjacency Matrix Example with Simple Undirected Graph</w:t>
+      </w:r>
+    </w:p>
+    <w:p>
+      <w:r>
+        <w:t xml:space="preserve">Along with the input matrix X and the adjacency matrix A, the first layer of the encoder uses a trainable weight matrix W, tuned during the training phase. The first layer produces the first embedding values h </w:t>
+      </w:r>
+    </w:p>
+    <w:tbl>
+      <w:tblPr>
+        <w:tblStyle w:val="TableGrid"/>
+        <w:tblW w:w="0" w:type="auto"/>
+        <w:tblBorders>
+          <w:top w:val="none" w:sz="0" w:space="0" w:color="auto"/>
+          <w:left w:val="none" w:sz="0" w:space="0" w:color="auto"/>
+          <w:bottom w:val="none" w:sz="0" w:space="0" w:color="auto"/>
+          <w:right w:val="none" w:sz="0" w:space="0" w:color="auto"/>
+          <w:insideH w:val="none" w:sz="0" w:space="0" w:color="auto"/>
+          <w:insideV w:val="none" w:sz="0" w:space="0" w:color="auto"/>
+        </w:tblBorders>
+        <w:tblLook w:val="04A0" w:firstRow="1" w:lastRow="0" w:firstColumn="1" w:lastColumn="0" w:noHBand="0" w:noVBand="1"/>
+      </w:tblPr>
+      <w:tblGrid>
+        <w:gridCol w:w="3116"/>
+        <w:gridCol w:w="3117"/>
+        <w:gridCol w:w="3117"/>
+      </w:tblGrid>
+      <w:tr>
+        <w:tc>
+          <w:tcPr>
+            <w:tcW w:w="3116" w:type="dxa"/>
+          </w:tcPr>
+          <w:p>
+            <w:pPr>
+              <w:rPr>
+                <w:i/>
+                <w:iCs/>
+              </w:rPr>
+            </w:pPr>
+          </w:p>
+        </w:tc>
+        <w:tc>
+          <w:tcPr>
+            <w:tcW w:w="3117" w:type="dxa"/>
+          </w:tcPr>
+          <w:p>
+            <w:pPr>
+              <w:rPr>
+                <w:i/>
+                <w:iCs/>
+              </w:rPr>
+            </w:pPr>
+            <m:oMathPara>
+              <m:oMath>
+                <m:r>
+                  <w:rPr>
+                    <w:rFonts w:ascii="Cambria Math" w:hAnsi="Cambria Math"/>
+                  </w:rPr>
+                  <m:t>H= σ(</m:t>
+                </m:r>
+                <m:acc>
+                  <m:accPr>
+                    <m:ctrlPr>
+                      <w:rPr>
+                        <w:rFonts w:ascii="Cambria Math" w:hAnsi="Cambria Math"/>
+                        <w:i/>
+                        <w:iCs/>
+                      </w:rPr>
+                    </m:ctrlPr>
+                  </m:accPr>
+                  <m:e>
+                    <m:r>
+                      <w:rPr>
+                        <w:rFonts w:ascii="Cambria Math" w:hAnsi="Cambria Math"/>
+                      </w:rPr>
+                      <m:t>{A}</m:t>
+                    </m:r>
+                  </m:e>
+                </m:acc>
+                <m:r>
+                  <w:rPr>
+                    <w:rFonts w:ascii="Cambria Math" w:hAnsi="Cambria Math"/>
+                  </w:rPr>
+                  <m:t>XW)</m:t>
+                </m:r>
+              </m:oMath>
+            </m:oMathPara>
+          </w:p>
+        </w:tc>
+        <w:tc>
+          <w:tcPr>
+            <w:tcW w:w="3117" w:type="dxa"/>
+          </w:tcPr>
+          <w:p>
+            <w:pPr>
+              <w:jc w:val="right"/>
+              <w:rPr>
+                <w:i/>
+                <w:iCs/>
+              </w:rPr>
+            </w:pPr>
+            <w:r>
+              <w:rPr>
+                <w:i/>
+                <w:iCs/>
+              </w:rPr>
+              <w:t>Equation 1</w:t>
+            </w:r>
+          </w:p>
+        </w:tc>
+      </w:tr>
+    </w:tbl>
+    <w:p>
+      <w:r>
+        <w:t>. H is called a node embedding. As seen in the equation above, it accounts for neighboring connections using the adjacency matrix. A key limitation of this is that all edges are treated equally — the adjacency matrix assigns a value of 1 for an edge or 0 otherwise. It is binary and unable to weight edges differently.</w:t>
+      </w:r>
+    </w:p>
+    <w:p>
+      <w:r>
+        <w:t>The second layer operates the same as the first, but now effectively considers nodes that are two hops away. A two-layer encoder was implemented to start, but more layers could be added to consider further-removed nodes.</w:t>
+      </w:r>
+    </w:p>
+    <w:p>
+      <w:r>
+        <w:t>After the encoder has produced the final embedding matrix H, it is passed to the MLP edge classifier after being concatenated. Consider two nodes, u and v. The embeddings for u and v are concatenated as [</w:t>
+      </w:r>
+      <w:proofErr w:type="spellStart"/>
+      <w:r>
+        <w:t>h_u</w:t>
+      </w:r>
+      <w:proofErr w:type="spellEnd"/>
+      <w:r>
+        <w:t xml:space="preserve"> ‖ </w:t>
+      </w:r>
+      <w:proofErr w:type="spellStart"/>
+      <w:r>
+        <w:t>h_v</w:t>
+      </w:r>
+      <w:proofErr w:type="spellEnd"/>
+      <w:r>
+        <w:t>]. H maintains the same row ordering as X, so each row of the matrix corresponds to a node in the same order. At this point in the pipeline, [</w:t>
+      </w:r>
+      <w:proofErr w:type="spellStart"/>
+      <w:r>
+        <w:t>h_u</w:t>
+      </w:r>
+      <w:proofErr w:type="spellEnd"/>
+      <w:r>
+        <w:t xml:space="preserve"> ‖ </w:t>
+      </w:r>
+      <w:proofErr w:type="spellStart"/>
+      <w:r>
+        <w:t>h_v</w:t>
+      </w:r>
+      <w:proofErr w:type="spellEnd"/>
+      <w:r>
+        <w:t xml:space="preserve">] is representative of the edge between nodes u and v. This is passed to the MLP, which consists of two linear layers, one </w:t>
+      </w:r>
+      <w:proofErr w:type="spellStart"/>
+      <w:r>
+        <w:t>ReLU</w:t>
+      </w:r>
+      <w:proofErr w:type="spellEnd"/>
+      <w:r>
+        <w:t xml:space="preserve"> in between, and one output neuron. This output produces a predicted probability of being an outlier, and is fed into the loss function and subsequently the optimizer. Outside the encoder and MLP, the GNN functions similarly to other neural networks.</w:t>
+      </w:r>
+    </w:p>
+    <w:p>
+      <w:pPr>
+        <w:pStyle w:val="Heading2"/>
+      </w:pPr>
+      <w:r>
+        <w:lastRenderedPageBreak/>
+        <w:t>GATv2</w:t>
+      </w:r>
+    </w:p>
+    <w:p>
+      <w:r>
+        <w:t>An important limitation of the GCN, as noted above, is that the edges are all weighted equally. In practice, certain neighbors in a graph will carry more relevant information than others. The Graph Attention Network v2 (GATv2) incorporates this into its approach.</w:t>
+      </w:r>
+    </w:p>
+    <w:p>
+      <w:r>
+        <w:t>For each directed edge (</w:t>
+      </w:r>
+      <w:proofErr w:type="spellStart"/>
+      <w:r>
+        <w:t>i</w:t>
+      </w:r>
+      <w:proofErr w:type="spellEnd"/>
+      <w:r>
+        <w:t xml:space="preserve"> → j), the model computes a raw attention score </w:t>
+      </w:r>
+      <w:proofErr w:type="spellStart"/>
+      <w:r>
+        <w:t>e_ij</w:t>
+      </w:r>
+      <w:proofErr w:type="spellEnd"/>
+      <w:r>
+        <w:t xml:space="preserve"> — a scalar that represents how important neighbor j is when updating node i's embedding. In GATv2, this score is computed as: </w:t>
+      </w:r>
+      <w:proofErr w:type="spellStart"/>
+      <w:r>
+        <w:t>e_ij</w:t>
+      </w:r>
+      <w:proofErr w:type="spellEnd"/>
+      <w:r>
+        <w:t xml:space="preserve"> = aᵀ · </w:t>
+      </w:r>
+      <w:proofErr w:type="spellStart"/>
+      <w:proofErr w:type="gramStart"/>
+      <w:r>
+        <w:t>LeakyReLU</w:t>
+      </w:r>
+      <w:proofErr w:type="spellEnd"/>
+      <w:r>
+        <w:t>(W[</w:t>
+      </w:r>
+      <w:proofErr w:type="spellStart"/>
+      <w:proofErr w:type="gramEnd"/>
+      <w:r>
+        <w:t>h_i</w:t>
+      </w:r>
+      <w:proofErr w:type="spellEnd"/>
+      <w:r>
+        <w:t xml:space="preserve"> ‖ </w:t>
+      </w:r>
+      <w:proofErr w:type="spellStart"/>
+      <w:r>
+        <w:t>h_j</w:t>
+      </w:r>
+      <w:proofErr w:type="spellEnd"/>
+      <w:r>
+        <w:t xml:space="preserve">]), where W is a learned weight matrix and a is a learned attention vector. </w:t>
+      </w:r>
+      <w:proofErr w:type="spellStart"/>
+      <w:r>
+        <w:t>e_ij</w:t>
+      </w:r>
+      <w:proofErr w:type="spellEnd"/>
+      <w:r>
+        <w:t xml:space="preserve"> is then normalized across all of node i's neighbors using </w:t>
+      </w:r>
+      <w:proofErr w:type="spellStart"/>
+      <w:r>
+        <w:t>softmax</w:t>
+      </w:r>
+      <w:proofErr w:type="spellEnd"/>
+      <w:r>
+        <w:t xml:space="preserve"> to produce α_</w:t>
+      </w:r>
+      <w:proofErr w:type="spellStart"/>
+      <w:r>
+        <w:t>ij</w:t>
+      </w:r>
+      <w:proofErr w:type="spellEnd"/>
+      <w:r>
+        <w:t xml:space="preserve"> — the final attention weight. α_</w:t>
+      </w:r>
+      <w:proofErr w:type="spellStart"/>
+      <w:r>
+        <w:t>ij</w:t>
+      </w:r>
+      <w:proofErr w:type="spellEnd"/>
+      <w:r>
+        <w:t xml:space="preserve"> values for all neighbors of a given node sum to 1, making them interpretable as proportional contributions.</w:t>
+      </w:r>
+    </w:p>
+    <w:p>
+      <w:r>
+        <w:t xml:space="preserve">The full pipeline follows these steps: (1) GATv2 Layer 1 — attention scores are computed and neighbors are aggregated, producing node embeddings H1; (2) GATv2 Layer 2 — a second round of attention-weighted aggregation compresses embeddings to H2; (3) edge lookup — for each edge (u → v), the embeddings </w:t>
+      </w:r>
+      <w:proofErr w:type="spellStart"/>
+      <w:r>
+        <w:t>h_u</w:t>
+      </w:r>
+      <w:proofErr w:type="spellEnd"/>
+      <w:r>
+        <w:t xml:space="preserve"> and </w:t>
+      </w:r>
+      <w:proofErr w:type="spellStart"/>
+      <w:r>
+        <w:t>h_v</w:t>
+      </w:r>
+      <w:proofErr w:type="spellEnd"/>
+      <w:r>
+        <w:t xml:space="preserve"> are concatenated into an edge vector; (4) MLP classifier — the edge vector is passed through two linear layers with a </w:t>
+      </w:r>
+      <w:proofErr w:type="spellStart"/>
+      <w:r>
+        <w:t>ReLU</w:t>
+      </w:r>
+      <w:proofErr w:type="spellEnd"/>
+      <w:r>
+        <w:t xml:space="preserve"> activation, producing a single logit per edge; (5) prediction — a sigmoid function converts the logit to a probability, </w:t>
+      </w:r>
+      <w:proofErr w:type="spellStart"/>
+      <w:r>
+        <w:t>thresholded</w:t>
+      </w:r>
+      <w:proofErr w:type="spellEnd"/>
+      <w:r>
+        <w:t xml:space="preserve"> at 0.5 to classify the edge as outlier or valid. The probability is then output to the loss function and optimizer as before.</w:t>
+      </w:r>
+      <w:r>
+        <w:t xml:space="preserve"> </w:t>
+      </w:r>
+      <w:r>
+        <w:t xml:space="preserve">GAT, </w:t>
+      </w:r>
+      <w:proofErr w:type="spellStart"/>
+      <w:r>
+        <w:t>GraphSAGE</w:t>
+      </w:r>
+      <w:proofErr w:type="spellEnd"/>
+      <w:r>
+        <w:t>, and RGCN were also evaluated; descriptions of each will be provided in the final report.</w:t>
+      </w:r>
+    </w:p>
+    <w:p>
+      <w:pPr>
+        <w:keepNext/>
+        <w:spacing w:after="0"/>
+        <w:ind w:left="-634" w:right="-720"/>
+        <w:jc w:val="center"/>
+      </w:pPr>
+      <w:r>
+        <w:rPr>
+          <w:noProof/>
+          <w:szCs w:val="20"/>
+        </w:rPr>
+        <w:drawing>
+          <wp:inline distT="0" distB="0" distL="0" distR="0" wp14:anchorId="28B08A8A" wp14:editId="714E7FF8">
+            <wp:extent cx="6364224" cy="1252728"/>
+            <wp:effectExtent l="0" t="0" r="0" b="5080"/>
+            <wp:docPr id="2064622860" name="Picture 1"/>
+            <wp:cNvGraphicFramePr>
+              <a:graphicFrameLocks xmlns:a="http://schemas.openxmlformats.org/drawingml/2006/main" noChangeAspect="1"/>
+            </wp:cNvGraphicFramePr>
+            <a:graphic xmlns:a="http://schemas.openxmlformats.org/drawingml/2006/main">
+              <a:graphicData uri="http://schemas.openxmlformats.org/drawingml/2006/picture">
+                <pic:pic xmlns:pic="http://schemas.openxmlformats.org/drawingml/2006/picture">
+                  <pic:nvPicPr>
+                    <pic:cNvPr id="2064622860" name=""/>
+                    <pic:cNvPicPr/>
+                  </pic:nvPicPr>
+                  <pic:blipFill rotWithShape="1">
+                    <a:blip r:embed="rId15"/>
+                    <a:srcRect t="2475" r="-50" b="4871"/>
+                    <a:stretch>
+                      <a:fillRect/>
+                    </a:stretch>
+                  </pic:blipFill>
+                  <pic:spPr bwMode="auto">
+                    <a:xfrm>
+                      <a:off x="0" y="0"/>
+                      <a:ext cx="6364224" cy="1252728"/>
+                    </a:xfrm>
+                    <a:prstGeom prst="rect">
+                      <a:avLst/>
+                    </a:prstGeom>
+                    <a:ln>
+                      <a:noFill/>
+                    </a:ln>
+                    <a:extLst>
+                      <a:ext uri="{53640926-AAD7-44D8-BBD7-CCE9431645EC}">
+                        <a14:shadowObscured xmlns:a14="http://schemas.microsoft.com/office/drawing/2010/main"/>
+                      </a:ext>
+                    </a:extLst>
+                  </pic:spPr>
+                </pic:pic>
+              </a:graphicData>
+            </a:graphic>
+          </wp:inline>
+        </w:drawing>
+      </w:r>
+    </w:p>
+    <w:p>
+      <w:pPr>
+        <w:pStyle w:val="Caption"/>
+        <w:rPr>
+          <w:szCs w:val="20"/>
+        </w:rPr>
+      </w:pPr>
+      <w:r>
+        <w:t xml:space="preserve">Figure </w:t>
+      </w:r>
+      <w:fldSimple w:instr=" SEQ Figure \* ARABIC ">
+        <w:r>
+          <w:rPr>
+            <w:noProof/>
+          </w:rPr>
+          <w:t>8</w:t>
+        </w:r>
+      </w:fldSimple>
+      <w:r>
+        <w:t xml:space="preserve"> - </w:t>
+      </w:r>
+      <w:r>
+        <w:t xml:space="preserve">GATv2 attention mechanism: raw score computation, </w:t>
+      </w:r>
+      <w:proofErr w:type="spellStart"/>
+      <w:r>
+        <w:t>softmax</w:t>
+      </w:r>
+      <w:proofErr w:type="spellEnd"/>
+      <w:r>
+        <w:t xml:space="preserve"> normalization, and weighted aggregation</w:t>
+      </w:r>
+    </w:p>
+    <w:p>
+      <w:r>
+        <w:t xml:space="preserve">The output for each edge is a binary label: 1 = outlier, 0 = valid. Further detail on the edge classification setup will be provided in the final report. </w:t>
+      </w:r>
+      <w:r>
+        <w:t>Model performance will be evaluated using precision (of the edges flagged as outliers, how many actually are), recall (of all true outliers, how many were caught), and F1-score (the harmonic mean of the two), reported separately for Type 1 and Type 2 outliers.</w:t>
+      </w:r>
+    </w:p>
+    <w:p>
+      <w:pPr>
+        <w:pStyle w:val="Heading1"/>
+      </w:pPr>
+      <w:r>
+        <w:t>Preliminary results</w:t>
+      </w:r>
+    </w:p>
+    <w:p>
+      <w:r>
+        <w:t xml:space="preserve">The graph data has been successfully converted to </w:t>
+      </w:r>
+      <w:proofErr w:type="spellStart"/>
+      <w:r>
+        <w:t>PyTorch</w:t>
+      </w:r>
+      <w:proofErr w:type="spellEnd"/>
+      <w:r>
+        <w:t xml:space="preserve"> Geometric format with node features, edge attributes, and binary outlier labels correctly encoded. All five architectures have been implemented and run without errors. The different architecture models are able to run accurate training cycles, and preliminary evaluation confirms each model is learning a meaningful signal rather than predicting a constant class. </w:t>
+      </w:r>
+      <w:r>
+        <w:t>A preliminary q</w:t>
+      </w:r>
+      <w:r>
+        <w:t xml:space="preserve">uantitative comparison of architecture performance on unseen graphs </w:t>
+      </w:r>
+      <w:r>
+        <w:t>can be seen in the figure below</w:t>
+      </w:r>
+      <w:r>
+        <w:t>.</w:t>
+      </w:r>
+    </w:p>
+    <w:p>
+      <w:r>
+        <w:rPr>
+          <w:noProof/>
+        </w:rPr>
+        <w:drawing>
+          <wp:inline distT="0" distB="0" distL="0" distR="0" wp14:anchorId="3670B930" wp14:editId="6B043999">
+            <wp:extent cx="6242221" cy="1352098"/>
+            <wp:effectExtent l="0" t="0" r="6350" b="635"/>
+            <wp:docPr id="1157544584" name="Picture 1"/>
+            <wp:cNvGraphicFramePr>
+              <a:graphicFrameLocks xmlns:a="http://schemas.openxmlformats.org/drawingml/2006/main" noChangeAspect="1"/>
+            </wp:cNvGraphicFramePr>
+            <a:graphic xmlns:a="http://schemas.openxmlformats.org/drawingml/2006/main">
+              <a:graphicData uri="http://schemas.openxmlformats.org/drawingml/2006/picture">
+                <pic:pic xmlns:pic="http://schemas.openxmlformats.org/drawingml/2006/picture">
+                  <pic:nvPicPr>
+                    <pic:cNvPr id="0" name="Picture 1"/>
+                    <pic:cNvPicPr>
+                      <a:picLocks noChangeAspect="1" noChangeArrowheads="1"/>
+                    </pic:cNvPicPr>
+                  </pic:nvPicPr>
+                  <pic:blipFill rotWithShape="1">
+                    <a:blip r:embed="rId16">
+                      <a:extLst>
+                        <a:ext uri="{28A0092B-C50C-407E-A947-70E740481C1C}">
+                          <a14:useLocalDpi xmlns:a14="http://schemas.microsoft.com/office/drawing/2010/main" val="0"/>
+                        </a:ext>
+                      </a:extLst>
+                    </a:blip>
+                    <a:srcRect t="18058" b="3665"/>
+                    <a:stretch>
+                      <a:fillRect/>
+                    </a:stretch>
+                  </pic:blipFill>
+                  <pic:spPr bwMode="auto">
+                    <a:xfrm>
+                      <a:off x="0" y="0"/>
+                      <a:ext cx="6245352" cy="1352776"/>
+                    </a:xfrm>
+                    <a:prstGeom prst="rect">
+                      <a:avLst/>
+                    </a:prstGeom>
+                    <a:noFill/>
+                    <a:ln>
+                      <a:noFill/>
+                    </a:ln>
+                    <a:extLst>
+                      <a:ext uri="{53640926-AAD7-44D8-BBD7-CCE9431645EC}">
+                        <a14:shadowObscured xmlns:a14="http://schemas.microsoft.com/office/drawing/2010/main"/>
+                      </a:ext>
+                    </a:extLst>
+                  </pic:spPr>
+                </pic:pic>
+              </a:graphicData>
+            </a:graphic>
+          </wp:inline>
+        </w:drawing>
+      </w:r>
+    </w:p>
+    <w:p>
+      <w:pPr>
+        <w:pStyle w:val="Caption"/>
+        <w:rPr>
+          <w:szCs w:val="20"/>
+        </w:rPr>
+      </w:pPr>
+      <w:r>
+        <w:rPr>
+          <w:b/>
+          <w:bCs/>
+        </w:rPr>
+        <w:t xml:space="preserve">Figure </w:t>
+      </w:r>
+      <w:r>
+        <w:rPr>
+          <w:b/>
+          <w:bCs/>
+        </w:rPr>
+        <w:fldChar w:fldCharType="begin"/>
+      </w:r>
+      <w:r>
+        <w:rPr>
+          <w:b/>
+          <w:bCs/>
+        </w:rPr>
+        <w:instrText xml:space="preserve"> SEQ Figure \* ARABIC </w:instrText>
+      </w:r>
+      <w:r>
+        <w:rPr>
+          <w:b/>
+          <w:bCs/>
+        </w:rPr>
+        <w:fldChar w:fldCharType="separate"/>
+      </w:r>
+      <w:r>
+        <w:rPr>
+          <w:b/>
+          <w:bCs/>
+          <w:noProof/>
+        </w:rPr>
+        <w:t>9</w:t>
+      </w:r>
+      <w:r>
+        <w:rPr>
+          <w:b/>
+          <w:bCs/>
+        </w:rPr>
+        <w:fldChar w:fldCharType="end"/>
+      </w:r>
+      <w:r>
+        <w:rPr>
+          <w:b/>
+          <w:bCs/>
+        </w:rPr>
+        <w:t xml:space="preserve"> </w:t>
+      </w:r>
+      <w:r>
+        <w:rPr>
+          <w:b/>
+          <w:bCs/>
+        </w:rPr>
+        <w:t>-</w:t>
+      </w:r>
+      <w:r>
+        <w:t xml:space="preserve"> Accuracy of different GNN architectures on the </w:t>
+      </w:r>
+      <w:r>
+        <w:t>standard</w:t>
+      </w:r>
+      <w:r>
+        <w:t xml:space="preserve"> model</w:t>
       </w:r>
     </w:p>
     <w:sdt>
@@ -977,6 +1899,11 @@
           <w:docPartUnique/>
         </w:docPartObj>
       </w:sdtPr>
+      <w:sdtEndPr>
+        <w:rPr>
+          <w:sz w:val="20"/>
+        </w:rPr>
+      </w:sdtEndPr>
       <w:sdtContent>
         <w:p>
           <w:pPr>
@@ -999,6 +1926,7 @@
                 <w:rPr>
                   <w:noProof/>
                   <w:kern w:val="0"/>
+                  <w:sz w:val="24"/>
                   <w14:ligatures w14:val="none"/>
                 </w:rPr>
               </w:pPr>
@@ -1011,6 +1939,35 @@
               <w:r>
                 <w:fldChar w:fldCharType="separate"/>
               </w:r>
+              <w:r>
+                <w:rPr>
+                  <w:noProof/>
+                </w:rPr>
+                <w:t xml:space="preserve">E.Karagoz, O. J. (2025). Identification of Missing Knowledge in MBSE System Models Using Graph-Based Machine Learning. </w:t>
+              </w:r>
+              <w:r>
+                <w:rPr>
+                  <w:i/>
+                  <w:iCs/>
+                  <w:noProof/>
+                </w:rPr>
+                <w:t>INCOSE</w:t>
+              </w:r>
+              <w:r>
+                <w:rPr>
+                  <w:noProof/>
+                </w:rPr>
+                <w:t>, (pp. 133-149).</w:t>
+              </w:r>
+            </w:p>
+            <w:p>
+              <w:pPr>
+                <w:pStyle w:val="Bibliography"/>
+                <w:ind w:left="720" w:hanging="720"/>
+                <w:rPr>
+                  <w:noProof/>
+                </w:rPr>
+              </w:pPr>
               <w:r>
                 <w:rPr>
                   <w:noProof/>
@@ -1033,6 +1990,13 @@
               </w:r>
             </w:p>
             <w:p>
+              <w:pPr>
+                <w:pStyle w:val="Bibliography"/>
+                <w:ind w:left="720" w:hanging="720"/>
+                <w:rPr>
+                  <w:noProof/>
+                </w:rPr>
+              </w:pPr>
               <w:r>
                 <w:rPr>
                   <w:b/>
@@ -1041,7 +2005,28 @@
                 </w:rPr>
                 <w:fldChar w:fldCharType="end"/>
               </w:r>
+              <w:r>
+                <w:rPr>
+                  <w:szCs w:val="20"/>
+                </w:rPr>
+                <w:t xml:space="preserve"> </w:t>
+              </w:r>
+              <w:r>
+                <w:rPr>
+                  <w:noProof/>
+                </w:rPr>
+                <w:t xml:space="preserve">Sanchez-Lengeling, B., Reif, E., Pearce, A., &amp; Wiltschko, A. B. (2021, September 2). A Gentle Introduction to Graph Neural Networks. Retrieved from Distill: </w:t>
+              </w:r>
+              <w:hyperlink r:id="rId17" w:history="1">
+                <w:r>
+                  <w:rPr>
+                    <w:noProof/>
+                  </w:rPr>
+                  <w:t>https://distill.pub/2021/gnn-intro/</w:t>
+                </w:r>
+              </w:hyperlink>
             </w:p>
+            <w:p/>
           </w:sdtContent>
         </w:sdt>
       </w:sdtContent>
@@ -1049,7 +2034,7 @@
     <w:p/>
     <w:sectPr>
       <w:pgSz w:w="12240" w:h="15840"/>
-      <w:pgMar w:top="1440" w:right="1440" w:bottom="1440" w:left="1440" w:header="720" w:footer="720" w:gutter="0"/>
+      <w:pgMar w:top="1008" w:right="1440" w:bottom="1008" w:left="1440" w:header="720" w:footer="720" w:gutter="0"/>
       <w:cols w:space="720"/>
       <w:docGrid w:linePitch="360"/>
     </w:sectPr>
@@ -1057,9 +2042,583 @@
 </w:document>
 </file>
 
+<file path=word/endnotes.xml><?xml version="1.0" encoding="utf-8"?>
+<w:endnotes xmlns:wpc="http://schemas.microsoft.com/office/word/2010/wordprocessingCanvas" xmlns:cx="http://schemas.microsoft.com/office/drawing/2014/chartex" xmlns:cx1="http://schemas.microsoft.com/office/drawing/2015/9/8/chartex" xmlns:cx2="http://schemas.microsoft.com/office/drawing/2015/10/21/chartex" xmlns:cx3="http://schemas.microsoft.com/office/drawing/2016/5/9/chartex" xmlns:cx4="http://schemas.microsoft.com/office/drawing/2016/5/10/chartex" xmlns:cx5="http://schemas.microsoft.com/office/drawing/2016/5/11/chartex" xmlns:cx6="http://schemas.microsoft.com/office/drawing/2016/5/12/chartex" xmlns:cx7="http://schemas.microsoft.com/office/drawing/2016/5/13/chartex" xmlns:cx8="http://schemas.microsoft.com/office/drawing/2016/5/14/chartex" xmlns:mc="http://schemas.openxmlformats.org/markup-compatibility/2006" xmlns:aink="http://schemas.microsoft.com/office/drawing/2016/ink" xmlns:am3d="http://schemas.microsoft.com/office/drawing/2017/model3d" xmlns:o="urn:schemas-microsoft-com:office:office" xmlns:oel="http://schemas.microsoft.com/office/2019/extlst" xmlns:r="http://schemas.openxmlformats.org/officeDocument/2006/relationships" xmlns:m="http://schemas.openxmlformats.org/officeDocument/2006/math" xmlns:v="urn:schemas-microsoft-com:vml" xmlns:wp14="http://schemas.microsoft.com/office/word/2010/wordprocessingDrawing" xmlns:wp="http://schemas.openxmlformats.org/drawingml/2006/wordprocessingDrawing" xmlns:w10="urn:schemas-microsoft-com:office:word" xmlns:w="http://schemas.openxmlformats.org/wordprocessingml/2006/main" xmlns:w14="http://schemas.microsoft.com/office/word/2010/wordml" xmlns:w15="http://schemas.microsoft.com/office/word/2012/wordml" xmlns:w16cex="http://schemas.microsoft.com/office/word/2018/wordml/cex" xmlns:w16cid="http://schemas.microsoft.com/office/word/2016/wordml/cid" xmlns:w16="http://schemas.microsoft.com/office/word/2018/wordml" xmlns:w16du="http://schemas.microsoft.com/office/word/2023/wordml/word16du" xmlns:w16sdtdh="http://schemas.microsoft.com/office/word/2020/wordml/sdtdatahash" xmlns:w16sdtfl="http://schemas.microsoft.com/office/word/2024/wordml/sdtformatlock" xmlns:w16se="http://schemas.microsoft.com/office/word/2015/wordml/symex" xmlns:wpg="http://schemas.microsoft.com/office/word/2010/wordprocessingGroup" xmlns:wpi="http://schemas.microsoft.com/office/word/2010/wordprocessingInk" xmlns:wne="http://schemas.microsoft.com/office/word/2006/wordml" xmlns:wps="http://schemas.microsoft.com/office/word/2010/wordprocessingShape" mc:Ignorable="w14 w15 w16se w16cid w16 w16cex w16sdtdh w16sdtfl w16du wp14">
+  <w:endnote w:type="separator" w:id="-1">
+    <w:p>
+      <w:pPr>
+        <w:spacing w:after="0" w:line="240" w:lineRule="auto"/>
+      </w:pPr>
+      <w:r>
+        <w:separator/>
+      </w:r>
+    </w:p>
+  </w:endnote>
+  <w:endnote w:type="continuationSeparator" w:id="0">
+    <w:p>
+      <w:pPr>
+        <w:spacing w:after="0" w:line="240" w:lineRule="auto"/>
+      </w:pPr>
+      <w:r>
+        <w:continuationSeparator/>
+      </w:r>
+    </w:p>
+  </w:endnote>
+</w:endnotes>
+</file>
+
+<file path=word/footnotes.xml><?xml version="1.0" encoding="utf-8"?>
+<w:footnotes xmlns:wpc="http://schemas.microsoft.com/office/word/2010/wordprocessingCanvas" xmlns:cx="http://schemas.microsoft.com/office/drawing/2014/chartex" xmlns:cx1="http://schemas.microsoft.com/office/drawing/2015/9/8/chartex" xmlns:cx2="http://schemas.microsoft.com/office/drawing/2015/10/21/chartex" xmlns:cx3="http://schemas.microsoft.com/office/drawing/2016/5/9/chartex" xmlns:cx4="http://schemas.microsoft.com/office/drawing/2016/5/10/chartex" xmlns:cx5="http://schemas.microsoft.com/office/drawing/2016/5/11/chartex" xmlns:cx6="http://schemas.microsoft.com/office/drawing/2016/5/12/chartex" xmlns:cx7="http://schemas.microsoft.com/office/drawing/2016/5/13/chartex" xmlns:cx8="http://schemas.microsoft.com/office/drawing/2016/5/14/chartex" xmlns:mc="http://schemas.openxmlformats.org/markup-compatibility/2006" xmlns:aink="http://schemas.microsoft.com/office/drawing/2016/ink" xmlns:am3d="http://schemas.microsoft.com/office/drawing/2017/model3d" xmlns:o="urn:schemas-microsoft-com:office:office" xmlns:oel="http://schemas.microsoft.com/office/2019/extlst" xmlns:r="http://schemas.openxmlformats.org/officeDocument/2006/relationships" xmlns:m="http://schemas.openxmlformats.org/officeDocument/2006/math" xmlns:v="urn:schemas-microsoft-com:vml" xmlns:wp14="http://schemas.microsoft.com/office/word/2010/wordprocessingDrawing" xmlns:wp="http://schemas.openxmlformats.org/drawingml/2006/wordprocessingDrawing" xmlns:w10="urn:schemas-microsoft-com:office:word" xmlns:w="http://schemas.openxmlformats.org/wordprocessingml/2006/main" xmlns:w14="http://schemas.microsoft.com/office/word/2010/wordml" xmlns:w15="http://schemas.microsoft.com/office/word/2012/wordml" xmlns:w16cex="http://schemas.microsoft.com/office/word/2018/wordml/cex" xmlns:w16cid="http://schemas.microsoft.com/office/word/2016/wordml/cid" xmlns:w16="http://schemas.microsoft.com/office/word/2018/wordml" xmlns:w16du="http://schemas.microsoft.com/office/word/2023/wordml/word16du" xmlns:w16sdtdh="http://schemas.microsoft.com/office/word/2020/wordml/sdtdatahash" xmlns:w16sdtfl="http://schemas.microsoft.com/office/word/2024/wordml/sdtformatlock" xmlns:w16se="http://schemas.microsoft.com/office/word/2015/wordml/symex" xmlns:wpg="http://schemas.microsoft.com/office/word/2010/wordprocessingGroup" xmlns:wpi="http://schemas.microsoft.com/office/word/2010/wordprocessingInk" xmlns:wne="http://schemas.microsoft.com/office/word/2006/wordml" xmlns:wps="http://schemas.microsoft.com/office/word/2010/wordprocessingShape" mc:Ignorable="w14 w15 w16se w16cid w16 w16cex w16sdtdh w16sdtfl w16du wp14">
+  <w:footnote w:type="separator" w:id="-1">
+    <w:p>
+      <w:pPr>
+        <w:spacing w:after="0" w:line="240" w:lineRule="auto"/>
+      </w:pPr>
+      <w:r>
+        <w:separator/>
+      </w:r>
+    </w:p>
+  </w:footnote>
+  <w:footnote w:type="continuationSeparator" w:id="0">
+    <w:p>
+      <w:pPr>
+        <w:spacing w:after="0" w:line="240" w:lineRule="auto"/>
+      </w:pPr>
+      <w:r>
+        <w:continuationSeparator/>
+      </w:r>
+    </w:p>
+  </w:footnote>
+</w:footnotes>
+</file>
+
 <file path=word/numbering.xml><?xml version="1.0" encoding="utf-8"?>
 <w:numbering xmlns:wpc="http://schemas.microsoft.com/office/word/2010/wordprocessingCanvas" xmlns:cx="http://schemas.microsoft.com/office/drawing/2014/chartex" xmlns:cx1="http://schemas.microsoft.com/office/drawing/2015/9/8/chartex" xmlns:cx2="http://schemas.microsoft.com/office/drawing/2015/10/21/chartex" xmlns:cx3="http://schemas.microsoft.com/office/drawing/2016/5/9/chartex" xmlns:cx4="http://schemas.microsoft.com/office/drawing/2016/5/10/chartex" xmlns:cx5="http://schemas.microsoft.com/office/drawing/2016/5/11/chartex" xmlns:cx6="http://schemas.microsoft.com/office/drawing/2016/5/12/chartex" xmlns:cx7="http://schemas.microsoft.com/office/drawing/2016/5/13/chartex" xmlns:cx8="http://schemas.microsoft.com/office/drawing/2016/5/14/chartex" xmlns:mc="http://schemas.openxmlformats.org/markup-compatibility/2006" xmlns:aink="http://schemas.microsoft.com/office/drawing/2016/ink" xmlns:am3d="http://schemas.microsoft.com/office/drawing/2017/model3d" xmlns:o="urn:schemas-microsoft-com:office:office" xmlns:oel="http://schemas.microsoft.com/office/2019/extlst" xmlns:r="http://schemas.openxmlformats.org/officeDocument/2006/relationships" xmlns:m="http://schemas.openxmlformats.org/officeDocument/2006/math" xmlns:v="urn:schemas-microsoft-com:vml" xmlns:wp14="http://schemas.microsoft.com/office/word/2010/wordprocessingDrawing" xmlns:wp="http://schemas.openxmlformats.org/drawingml/2006/wordprocessingDrawing" xmlns:w10="urn:schemas-microsoft-com:office:word" xmlns:w="http://schemas.openxmlformats.org/wordprocessingml/2006/main" xmlns:w14="http://schemas.microsoft.com/office/word/2010/wordml" xmlns:w15="http://schemas.microsoft.com/office/word/2012/wordml" xmlns:w16cex="http://schemas.microsoft.com/office/word/2018/wordml/cex" xmlns:w16cid="http://schemas.microsoft.com/office/word/2016/wordml/cid" xmlns:w16="http://schemas.microsoft.com/office/word/2018/wordml" xmlns:w16du="http://schemas.microsoft.com/office/word/2023/wordml/word16du" xmlns:w16sdtdh="http://schemas.microsoft.com/office/word/2020/wordml/sdtdatahash" xmlns:w16sdtfl="http://schemas.microsoft.com/office/word/2024/wordml/sdtformatlock" xmlns:w16se="http://schemas.microsoft.com/office/word/2015/wordml/symex" xmlns:wpg="http://schemas.microsoft.com/office/word/2010/wordprocessingGroup" xmlns:wpi="http://schemas.microsoft.com/office/word/2010/wordprocessingInk" xmlns:wne="http://schemas.microsoft.com/office/word/2006/wordml" xmlns:wps="http://schemas.microsoft.com/office/word/2010/wordprocessingShape" mc:Ignorable="w14 w15 w16se w16cid w16 w16cex w16sdtdh w16sdtfl w16du wp14">
   <w:abstractNum w:abstractNumId="0" w15:restartNumberingAfterBreak="0">
+    <w:nsid w:val="04B8460E"/>
+    <w:multiLevelType w:val="multilevel"/>
+    <w:tmpl w:val="A1B66A28"/>
+    <w:lvl w:ilvl="0">
+      <w:start w:val="1"/>
+      <w:numFmt w:val="bullet"/>
+      <w:lvlText w:val=""/>
+      <w:lvlJc w:val="left"/>
+      <w:pPr>
+        <w:tabs>
+          <w:tab w:val="num" w:pos="720"/>
+        </w:tabs>
+        <w:ind w:left="720" w:hanging="360"/>
+      </w:pPr>
+      <w:rPr>
+        <w:rFonts w:ascii="Symbol" w:hAnsi="Symbol" w:hint="default"/>
+        <w:sz w:val="20"/>
+      </w:rPr>
+    </w:lvl>
+    <w:lvl w:ilvl="1" w:tentative="1">
+      <w:start w:val="1"/>
+      <w:numFmt w:val="bullet"/>
+      <w:lvlText w:val="o"/>
+      <w:lvlJc w:val="left"/>
+      <w:pPr>
+        <w:tabs>
+          <w:tab w:val="num" w:pos="1440"/>
+        </w:tabs>
+        <w:ind w:left="1440" w:hanging="360"/>
+      </w:pPr>
+      <w:rPr>
+        <w:rFonts w:ascii="Courier New" w:hAnsi="Courier New" w:hint="default"/>
+        <w:sz w:val="20"/>
+      </w:rPr>
+    </w:lvl>
+    <w:lvl w:ilvl="2" w:tentative="1">
+      <w:start w:val="1"/>
+      <w:numFmt w:val="bullet"/>
+      <w:lvlText w:val=""/>
+      <w:lvlJc w:val="left"/>
+      <w:pPr>
+        <w:tabs>
+          <w:tab w:val="num" w:pos="2160"/>
+        </w:tabs>
+        <w:ind w:left="2160" w:hanging="360"/>
+      </w:pPr>
+      <w:rPr>
+        <w:rFonts w:ascii="Wingdings" w:hAnsi="Wingdings" w:hint="default"/>
+        <w:sz w:val="20"/>
+      </w:rPr>
+    </w:lvl>
+    <w:lvl w:ilvl="3" w:tentative="1">
+      <w:start w:val="1"/>
+      <w:numFmt w:val="bullet"/>
+      <w:lvlText w:val=""/>
+      <w:lvlJc w:val="left"/>
+      <w:pPr>
+        <w:tabs>
+          <w:tab w:val="num" w:pos="2880"/>
+        </w:tabs>
+        <w:ind w:left="2880" w:hanging="360"/>
+      </w:pPr>
+      <w:rPr>
+        <w:rFonts w:ascii="Wingdings" w:hAnsi="Wingdings" w:hint="default"/>
+        <w:sz w:val="20"/>
+      </w:rPr>
+    </w:lvl>
+    <w:lvl w:ilvl="4" w:tentative="1">
+      <w:start w:val="1"/>
+      <w:numFmt w:val="bullet"/>
+      <w:lvlText w:val=""/>
+      <w:lvlJc w:val="left"/>
+      <w:pPr>
+        <w:tabs>
+          <w:tab w:val="num" w:pos="3600"/>
+        </w:tabs>
+        <w:ind w:left="3600" w:hanging="360"/>
+      </w:pPr>
+      <w:rPr>
+        <w:rFonts w:ascii="Wingdings" w:hAnsi="Wingdings" w:hint="default"/>
+        <w:sz w:val="20"/>
+      </w:rPr>
+    </w:lvl>
+    <w:lvl w:ilvl="5" w:tentative="1">
+      <w:start w:val="1"/>
+      <w:numFmt w:val="bullet"/>
+      <w:lvlText w:val=""/>
+      <w:lvlJc w:val="left"/>
+      <w:pPr>
+        <w:tabs>
+          <w:tab w:val="num" w:pos="4320"/>
+        </w:tabs>
+        <w:ind w:left="4320" w:hanging="360"/>
+      </w:pPr>
+      <w:rPr>
+        <w:rFonts w:ascii="Wingdings" w:hAnsi="Wingdings" w:hint="default"/>
+        <w:sz w:val="20"/>
+      </w:rPr>
+    </w:lvl>
+    <w:lvl w:ilvl="6" w:tentative="1">
+      <w:start w:val="1"/>
+      <w:numFmt w:val="bullet"/>
+      <w:lvlText w:val=""/>
+      <w:lvlJc w:val="left"/>
+      <w:pPr>
+        <w:tabs>
+          <w:tab w:val="num" w:pos="5040"/>
+        </w:tabs>
+        <w:ind w:left="5040" w:hanging="360"/>
+      </w:pPr>
+      <w:rPr>
+        <w:rFonts w:ascii="Wingdings" w:hAnsi="Wingdings" w:hint="default"/>
+        <w:sz w:val="20"/>
+      </w:rPr>
+    </w:lvl>
+    <w:lvl w:ilvl="7" w:tentative="1">
+      <w:start w:val="1"/>
+      <w:numFmt w:val="bullet"/>
+      <w:lvlText w:val=""/>
+      <w:lvlJc w:val="left"/>
+      <w:pPr>
+        <w:tabs>
+          <w:tab w:val="num" w:pos="5760"/>
+        </w:tabs>
+        <w:ind w:left="5760" w:hanging="360"/>
+      </w:pPr>
+      <w:rPr>
+        <w:rFonts w:ascii="Wingdings" w:hAnsi="Wingdings" w:hint="default"/>
+        <w:sz w:val="20"/>
+      </w:rPr>
+    </w:lvl>
+    <w:lvl w:ilvl="8" w:tentative="1">
+      <w:start w:val="1"/>
+      <w:numFmt w:val="bullet"/>
+      <w:lvlText w:val=""/>
+      <w:lvlJc w:val="left"/>
+      <w:pPr>
+        <w:tabs>
+          <w:tab w:val="num" w:pos="6480"/>
+        </w:tabs>
+        <w:ind w:left="6480" w:hanging="360"/>
+      </w:pPr>
+      <w:rPr>
+        <w:rFonts w:ascii="Wingdings" w:hAnsi="Wingdings" w:hint="default"/>
+        <w:sz w:val="20"/>
+      </w:rPr>
+    </w:lvl>
+  </w:abstractNum>
+  <w:abstractNum w:abstractNumId="1" w15:restartNumberingAfterBreak="0">
+    <w:nsid w:val="0A9935E7"/>
+    <w:multiLevelType w:val="hybridMultilevel"/>
+    <w:tmpl w:val="3C700334"/>
+    <w:lvl w:ilvl="0" w:tplc="04090001">
+      <w:start w:val="1"/>
+      <w:numFmt w:val="bullet"/>
+      <w:lvlText w:val=""/>
+      <w:lvlJc w:val="left"/>
+      <w:pPr>
+        <w:ind w:left="720" w:hanging="360"/>
+      </w:pPr>
+      <w:rPr>
+        <w:rFonts w:ascii="Symbol" w:hAnsi="Symbol" w:hint="default"/>
+      </w:rPr>
+    </w:lvl>
+    <w:lvl w:ilvl="1" w:tplc="04090003" w:tentative="1">
+      <w:start w:val="1"/>
+      <w:numFmt w:val="bullet"/>
+      <w:lvlText w:val="o"/>
+      <w:lvlJc w:val="left"/>
+      <w:pPr>
+        <w:ind w:left="1440" w:hanging="360"/>
+      </w:pPr>
+      <w:rPr>
+        <w:rFonts w:ascii="Courier New" w:hAnsi="Courier New" w:cs="Courier New" w:hint="default"/>
+      </w:rPr>
+    </w:lvl>
+    <w:lvl w:ilvl="2" w:tplc="04090005" w:tentative="1">
+      <w:start w:val="1"/>
+      <w:numFmt w:val="bullet"/>
+      <w:lvlText w:val=""/>
+      <w:lvlJc w:val="left"/>
+      <w:pPr>
+        <w:ind w:left="2160" w:hanging="360"/>
+      </w:pPr>
+      <w:rPr>
+        <w:rFonts w:ascii="Wingdings" w:hAnsi="Wingdings" w:hint="default"/>
+      </w:rPr>
+    </w:lvl>
+    <w:lvl w:ilvl="3" w:tplc="04090001" w:tentative="1">
+      <w:start w:val="1"/>
+      <w:numFmt w:val="bullet"/>
+      <w:lvlText w:val=""/>
+      <w:lvlJc w:val="left"/>
+      <w:pPr>
+        <w:ind w:left="2880" w:hanging="360"/>
+      </w:pPr>
+      <w:rPr>
+        <w:rFonts w:ascii="Symbol" w:hAnsi="Symbol" w:hint="default"/>
+      </w:rPr>
+    </w:lvl>
+    <w:lvl w:ilvl="4" w:tplc="04090003" w:tentative="1">
+      <w:start w:val="1"/>
+      <w:numFmt w:val="bullet"/>
+      <w:lvlText w:val="o"/>
+      <w:lvlJc w:val="left"/>
+      <w:pPr>
+        <w:ind w:left="3600" w:hanging="360"/>
+      </w:pPr>
+      <w:rPr>
+        <w:rFonts w:ascii="Courier New" w:hAnsi="Courier New" w:cs="Courier New" w:hint="default"/>
+      </w:rPr>
+    </w:lvl>
+    <w:lvl w:ilvl="5" w:tplc="04090005" w:tentative="1">
+      <w:start w:val="1"/>
+      <w:numFmt w:val="bullet"/>
+      <w:lvlText w:val=""/>
+      <w:lvlJc w:val="left"/>
+      <w:pPr>
+        <w:ind w:left="4320" w:hanging="360"/>
+      </w:pPr>
+      <w:rPr>
+        <w:rFonts w:ascii="Wingdings" w:hAnsi="Wingdings" w:hint="default"/>
+      </w:rPr>
+    </w:lvl>
+    <w:lvl w:ilvl="6" w:tplc="04090001" w:tentative="1">
+      <w:start w:val="1"/>
+      <w:numFmt w:val="bullet"/>
+      <w:lvlText w:val=""/>
+      <w:lvlJc w:val="left"/>
+      <w:pPr>
+        <w:ind w:left="5040" w:hanging="360"/>
+      </w:pPr>
+      <w:rPr>
+        <w:rFonts w:ascii="Symbol" w:hAnsi="Symbol" w:hint="default"/>
+      </w:rPr>
+    </w:lvl>
+    <w:lvl w:ilvl="7" w:tplc="04090003" w:tentative="1">
+      <w:start w:val="1"/>
+      <w:numFmt w:val="bullet"/>
+      <w:lvlText w:val="o"/>
+      <w:lvlJc w:val="left"/>
+      <w:pPr>
+        <w:ind w:left="5760" w:hanging="360"/>
+      </w:pPr>
+      <w:rPr>
+        <w:rFonts w:ascii="Courier New" w:hAnsi="Courier New" w:cs="Courier New" w:hint="default"/>
+      </w:rPr>
+    </w:lvl>
+    <w:lvl w:ilvl="8" w:tplc="04090005" w:tentative="1">
+      <w:start w:val="1"/>
+      <w:numFmt w:val="bullet"/>
+      <w:lvlText w:val=""/>
+      <w:lvlJc w:val="left"/>
+      <w:pPr>
+        <w:ind w:left="6480" w:hanging="360"/>
+      </w:pPr>
+      <w:rPr>
+        <w:rFonts w:ascii="Wingdings" w:hAnsi="Wingdings" w:hint="default"/>
+      </w:rPr>
+    </w:lvl>
+  </w:abstractNum>
+  <w:abstractNum w:abstractNumId="2" w15:restartNumberingAfterBreak="0">
+    <w:nsid w:val="21B858A3"/>
+    <w:multiLevelType w:val="multilevel"/>
+    <w:tmpl w:val="5B44A8F0"/>
+    <w:lvl w:ilvl="0">
+      <w:start w:val="1"/>
+      <w:numFmt w:val="bullet"/>
+      <w:lvlText w:val=""/>
+      <w:lvlJc w:val="left"/>
+      <w:pPr>
+        <w:tabs>
+          <w:tab w:val="num" w:pos="720"/>
+        </w:tabs>
+        <w:ind w:left="720" w:hanging="360"/>
+      </w:pPr>
+      <w:rPr>
+        <w:rFonts w:ascii="Symbol" w:hAnsi="Symbol" w:hint="default"/>
+        <w:sz w:val="20"/>
+      </w:rPr>
+    </w:lvl>
+    <w:lvl w:ilvl="1" w:tentative="1">
+      <w:start w:val="1"/>
+      <w:numFmt w:val="bullet"/>
+      <w:lvlText w:val="o"/>
+      <w:lvlJc w:val="left"/>
+      <w:pPr>
+        <w:tabs>
+          <w:tab w:val="num" w:pos="1440"/>
+        </w:tabs>
+        <w:ind w:left="1440" w:hanging="360"/>
+      </w:pPr>
+      <w:rPr>
+        <w:rFonts w:ascii="Courier New" w:hAnsi="Courier New" w:hint="default"/>
+        <w:sz w:val="20"/>
+      </w:rPr>
+    </w:lvl>
+    <w:lvl w:ilvl="2" w:tentative="1">
+      <w:start w:val="1"/>
+      <w:numFmt w:val="bullet"/>
+      <w:lvlText w:val=""/>
+      <w:lvlJc w:val="left"/>
+      <w:pPr>
+        <w:tabs>
+          <w:tab w:val="num" w:pos="2160"/>
+        </w:tabs>
+        <w:ind w:left="2160" w:hanging="360"/>
+      </w:pPr>
+      <w:rPr>
+        <w:rFonts w:ascii="Wingdings" w:hAnsi="Wingdings" w:hint="default"/>
+        <w:sz w:val="20"/>
+      </w:rPr>
+    </w:lvl>
+    <w:lvl w:ilvl="3" w:tentative="1">
+      <w:start w:val="1"/>
+      <w:numFmt w:val="bullet"/>
+      <w:lvlText w:val=""/>
+      <w:lvlJc w:val="left"/>
+      <w:pPr>
+        <w:tabs>
+          <w:tab w:val="num" w:pos="2880"/>
+        </w:tabs>
+        <w:ind w:left="2880" w:hanging="360"/>
+      </w:pPr>
+      <w:rPr>
+        <w:rFonts w:ascii="Wingdings" w:hAnsi="Wingdings" w:hint="default"/>
+        <w:sz w:val="20"/>
+      </w:rPr>
+    </w:lvl>
+    <w:lvl w:ilvl="4" w:tentative="1">
+      <w:start w:val="1"/>
+      <w:numFmt w:val="bullet"/>
+      <w:lvlText w:val=""/>
+      <w:lvlJc w:val="left"/>
+      <w:pPr>
+        <w:tabs>
+          <w:tab w:val="num" w:pos="3600"/>
+        </w:tabs>
+        <w:ind w:left="3600" w:hanging="360"/>
+      </w:pPr>
+      <w:rPr>
+        <w:rFonts w:ascii="Wingdings" w:hAnsi="Wingdings" w:hint="default"/>
+        <w:sz w:val="20"/>
+      </w:rPr>
+    </w:lvl>
+    <w:lvl w:ilvl="5" w:tentative="1">
+      <w:start w:val="1"/>
+      <w:numFmt w:val="bullet"/>
+      <w:lvlText w:val=""/>
+      <w:lvlJc w:val="left"/>
+      <w:pPr>
+        <w:tabs>
+          <w:tab w:val="num" w:pos="4320"/>
+        </w:tabs>
+        <w:ind w:left="4320" w:hanging="360"/>
+      </w:pPr>
+      <w:rPr>
+        <w:rFonts w:ascii="Wingdings" w:hAnsi="Wingdings" w:hint="default"/>
+        <w:sz w:val="20"/>
+      </w:rPr>
+    </w:lvl>
+    <w:lvl w:ilvl="6" w:tentative="1">
+      <w:start w:val="1"/>
+      <w:numFmt w:val="bullet"/>
+      <w:lvlText w:val=""/>
+      <w:lvlJc w:val="left"/>
+      <w:pPr>
+        <w:tabs>
+          <w:tab w:val="num" w:pos="5040"/>
+        </w:tabs>
+        <w:ind w:left="5040" w:hanging="360"/>
+      </w:pPr>
+      <w:rPr>
+        <w:rFonts w:ascii="Wingdings" w:hAnsi="Wingdings" w:hint="default"/>
+        <w:sz w:val="20"/>
+      </w:rPr>
+    </w:lvl>
+    <w:lvl w:ilvl="7" w:tentative="1">
+      <w:start w:val="1"/>
+      <w:numFmt w:val="bullet"/>
+      <w:lvlText w:val=""/>
+      <w:lvlJc w:val="left"/>
+      <w:pPr>
+        <w:tabs>
+          <w:tab w:val="num" w:pos="5760"/>
+        </w:tabs>
+        <w:ind w:left="5760" w:hanging="360"/>
+      </w:pPr>
+      <w:rPr>
+        <w:rFonts w:ascii="Wingdings" w:hAnsi="Wingdings" w:hint="default"/>
+        <w:sz w:val="20"/>
+      </w:rPr>
+    </w:lvl>
+    <w:lvl w:ilvl="8" w:tentative="1">
+      <w:start w:val="1"/>
+      <w:numFmt w:val="bullet"/>
+      <w:lvlText w:val=""/>
+      <w:lvlJc w:val="left"/>
+      <w:pPr>
+        <w:tabs>
+          <w:tab w:val="num" w:pos="6480"/>
+        </w:tabs>
+        <w:ind w:left="6480" w:hanging="360"/>
+      </w:pPr>
+      <w:rPr>
+        <w:rFonts w:ascii="Wingdings" w:hAnsi="Wingdings" w:hint="default"/>
+        <w:sz w:val="20"/>
+      </w:rPr>
+    </w:lvl>
+  </w:abstractNum>
+  <w:abstractNum w:abstractNumId="3" w15:restartNumberingAfterBreak="0">
+    <w:nsid w:val="66B61DBB"/>
+    <w:multiLevelType w:val="hybridMultilevel"/>
+    <w:tmpl w:val="50D2DABE"/>
+    <w:lvl w:ilvl="0" w:tplc="04090001">
+      <w:start w:val="1"/>
+      <w:numFmt w:val="bullet"/>
+      <w:lvlText w:val=""/>
+      <w:lvlJc w:val="left"/>
+      <w:pPr>
+        <w:ind w:left="720" w:hanging="360"/>
+      </w:pPr>
+      <w:rPr>
+        <w:rFonts w:ascii="Symbol" w:hAnsi="Symbol" w:hint="default"/>
+      </w:rPr>
+    </w:lvl>
+    <w:lvl w:ilvl="1" w:tplc="04090003">
+      <w:start w:val="1"/>
+      <w:numFmt w:val="bullet"/>
+      <w:lvlText w:val="o"/>
+      <w:lvlJc w:val="left"/>
+      <w:pPr>
+        <w:ind w:left="1440" w:hanging="360"/>
+      </w:pPr>
+      <w:rPr>
+        <w:rFonts w:ascii="Courier New" w:hAnsi="Courier New" w:cs="Courier New" w:hint="default"/>
+      </w:rPr>
+    </w:lvl>
+    <w:lvl w:ilvl="2" w:tplc="04090005" w:tentative="1">
+      <w:start w:val="1"/>
+      <w:numFmt w:val="bullet"/>
+      <w:lvlText w:val=""/>
+      <w:lvlJc w:val="left"/>
+      <w:pPr>
+        <w:ind w:left="2160" w:hanging="360"/>
+      </w:pPr>
+      <w:rPr>
+        <w:rFonts w:ascii="Wingdings" w:hAnsi="Wingdings" w:hint="default"/>
+      </w:rPr>
+    </w:lvl>
+    <w:lvl w:ilvl="3" w:tplc="04090001" w:tentative="1">
+      <w:start w:val="1"/>
+      <w:numFmt w:val="bullet"/>
+      <w:lvlText w:val=""/>
+      <w:lvlJc w:val="left"/>
+      <w:pPr>
+        <w:ind w:left="2880" w:hanging="360"/>
+      </w:pPr>
+      <w:rPr>
+        <w:rFonts w:ascii="Symbol" w:hAnsi="Symbol" w:hint="default"/>
+      </w:rPr>
+    </w:lvl>
+    <w:lvl w:ilvl="4" w:tplc="04090003" w:tentative="1">
+      <w:start w:val="1"/>
+      <w:numFmt w:val="bullet"/>
+      <w:lvlText w:val="o"/>
+      <w:lvlJc w:val="left"/>
+      <w:pPr>
+        <w:ind w:left="3600" w:hanging="360"/>
+      </w:pPr>
+      <w:rPr>
+        <w:rFonts w:ascii="Courier New" w:hAnsi="Courier New" w:cs="Courier New" w:hint="default"/>
+      </w:rPr>
+    </w:lvl>
+    <w:lvl w:ilvl="5" w:tplc="04090005" w:tentative="1">
+      <w:start w:val="1"/>
+      <w:numFmt w:val="bullet"/>
+      <w:lvlText w:val=""/>
+      <w:lvlJc w:val="left"/>
+      <w:pPr>
+        <w:ind w:left="4320" w:hanging="360"/>
+      </w:pPr>
+      <w:rPr>
+        <w:rFonts w:ascii="Wingdings" w:hAnsi="Wingdings" w:hint="default"/>
+      </w:rPr>
+    </w:lvl>
+    <w:lvl w:ilvl="6" w:tplc="04090001" w:tentative="1">
+      <w:start w:val="1"/>
+      <w:numFmt w:val="bullet"/>
+      <w:lvlText w:val=""/>
+      <w:lvlJc w:val="left"/>
+      <w:pPr>
+        <w:ind w:left="5040" w:hanging="360"/>
+      </w:pPr>
+      <w:rPr>
+        <w:rFonts w:ascii="Symbol" w:hAnsi="Symbol" w:hint="default"/>
+      </w:rPr>
+    </w:lvl>
+    <w:lvl w:ilvl="7" w:tplc="04090003" w:tentative="1">
+      <w:start w:val="1"/>
+      <w:numFmt w:val="bullet"/>
+      <w:lvlText w:val="o"/>
+      <w:lvlJc w:val="left"/>
+      <w:pPr>
+        <w:ind w:left="5760" w:hanging="360"/>
+      </w:pPr>
+      <w:rPr>
+        <w:rFonts w:ascii="Courier New" w:hAnsi="Courier New" w:cs="Courier New" w:hint="default"/>
+      </w:rPr>
+    </w:lvl>
+    <w:lvl w:ilvl="8" w:tplc="04090005" w:tentative="1">
+      <w:start w:val="1"/>
+      <w:numFmt w:val="bullet"/>
+      <w:lvlText w:val=""/>
+      <w:lvlJc w:val="left"/>
+      <w:pPr>
+        <w:ind w:left="6480" w:hanging="360"/>
+      </w:pPr>
+      <w:rPr>
+        <w:rFonts w:ascii="Wingdings" w:hAnsi="Wingdings" w:hint="default"/>
+      </w:rPr>
+    </w:lvl>
+  </w:abstractNum>
+  <w:abstractNum w:abstractNumId="4" w15:restartNumberingAfterBreak="0">
     <w:nsid w:val="695816D7"/>
     <w:multiLevelType w:val="hybridMultilevel"/>
     <w:tmpl w:val="74649DF4"/>
@@ -1173,7 +2732,19 @@
     </w:lvl>
   </w:abstractNum>
   <w:num w:numId="1" w16cid:durableId="1207179792">
+    <w:abstractNumId w:val="4"/>
+  </w:num>
+  <w:num w:numId="2" w16cid:durableId="285547363">
+    <w:abstractNumId w:val="3"/>
+  </w:num>
+  <w:num w:numId="3" w16cid:durableId="216821104">
     <w:abstractNumId w:val="0"/>
+  </w:num>
+  <w:num w:numId="4" w16cid:durableId="1012026370">
+    <w:abstractNumId w:val="2"/>
+  </w:num>
+  <w:num w:numId="5" w16cid:durableId="656961403">
+    <w:abstractNumId w:val="1"/>
   </w:num>
 </w:numbering>
 </file>
@@ -1578,6 +3149,10 @@
   <w:style w:type="paragraph" w:default="1" w:styleId="Normal">
     <w:name w:val="Normal"/>
     <w:qFormat/>
+    <w:rsid w:val="00857E02"/>
+    <w:rPr>
+      <w:sz w:val="20"/>
+    </w:rPr>
   </w:style>
   <w:style w:type="paragraph" w:styleId="Heading1">
     <w:name w:val="heading 1"/>
@@ -1586,18 +3161,18 @@
     <w:link w:val="Heading1Char"/>
     <w:uiPriority w:val="9"/>
     <w:qFormat/>
-    <w:rsid w:val="00A628DF"/>
+    <w:rsid w:val="002F77FF"/>
     <w:pPr>
       <w:keepNext/>
       <w:keepLines/>
-      <w:spacing w:before="360" w:after="80"/>
+      <w:spacing w:before="120" w:after="80"/>
       <w:outlineLvl w:val="0"/>
     </w:pPr>
     <w:rPr>
       <w:rFonts w:asciiTheme="majorHAnsi" w:eastAsiaTheme="majorEastAsia" w:hAnsiTheme="majorHAnsi" w:cstheme="majorBidi"/>
       <w:b/>
       <w:color w:val="000000" w:themeColor="text1"/>
-      <w:sz w:val="36"/>
+      <w:sz w:val="28"/>
       <w:szCs w:val="40"/>
     </w:rPr>
   </w:style>
@@ -1607,21 +3182,20 @@
     <w:next w:val="Normal"/>
     <w:link w:val="Heading2Char"/>
     <w:uiPriority w:val="9"/>
-    <w:semiHidden/>
     <w:unhideWhenUsed/>
     <w:qFormat/>
-    <w:rsid w:val="00A628DF"/>
+    <w:rsid w:val="002F77FF"/>
     <w:pPr>
       <w:keepNext/>
       <w:keepLines/>
-      <w:spacing w:before="160" w:after="80"/>
+      <w:spacing w:before="120" w:after="80"/>
       <w:outlineLvl w:val="1"/>
     </w:pPr>
     <w:rPr>
       <w:rFonts w:asciiTheme="majorHAnsi" w:eastAsiaTheme="majorEastAsia" w:hAnsiTheme="majorHAnsi" w:cstheme="majorBidi"/>
       <w:b/>
       <w:color w:val="000000" w:themeColor="text1"/>
-      <w:sz w:val="32"/>
+      <w:sz w:val="24"/>
       <w:szCs w:val="32"/>
     </w:rPr>
   </w:style>
@@ -1811,12 +3385,12 @@
     <w:basedOn w:val="DefaultParagraphFont"/>
     <w:link w:val="Heading1"/>
     <w:uiPriority w:val="9"/>
-    <w:rsid w:val="00A628DF"/>
+    <w:rsid w:val="002F77FF"/>
     <w:rPr>
       <w:rFonts w:asciiTheme="majorHAnsi" w:eastAsiaTheme="majorEastAsia" w:hAnsiTheme="majorHAnsi" w:cstheme="majorBidi"/>
       <w:b/>
       <w:color w:val="000000" w:themeColor="text1"/>
-      <w:sz w:val="36"/>
+      <w:sz w:val="28"/>
       <w:szCs w:val="40"/>
     </w:rPr>
   </w:style>
@@ -1825,13 +3399,11 @@
     <w:basedOn w:val="DefaultParagraphFont"/>
     <w:link w:val="Heading2"/>
     <w:uiPriority w:val="9"/>
-    <w:semiHidden/>
-    <w:rsid w:val="00A628DF"/>
+    <w:rsid w:val="002F77FF"/>
     <w:rPr>
       <w:rFonts w:asciiTheme="majorHAnsi" w:eastAsiaTheme="majorEastAsia" w:hAnsiTheme="majorHAnsi" w:cstheme="majorBidi"/>
       <w:b/>
       <w:color w:val="000000" w:themeColor="text1"/>
-      <w:sz w:val="32"/>
       <w:szCs w:val="32"/>
     </w:rPr>
   </w:style>
@@ -2121,8 +3693,97 @@
     <w:rPr>
       <w:iCs/>
       <w:color w:val="000000" w:themeColor="text1"/>
-      <w:sz w:val="20"/>
       <w:szCs w:val="18"/>
+    </w:rPr>
+  </w:style>
+  <w:style w:type="character" w:styleId="Hyperlink">
+    <w:name w:val="Hyperlink"/>
+    <w:basedOn w:val="DefaultParagraphFont"/>
+    <w:uiPriority w:val="99"/>
+    <w:unhideWhenUsed/>
+    <w:rsid w:val="00DE24D6"/>
+    <w:rPr>
+      <w:color w:val="0563C1" w:themeColor="hyperlink"/>
+      <w:u w:val="single"/>
+    </w:rPr>
+  </w:style>
+  <w:style w:type="paragraph" w:styleId="Header">
+    <w:name w:val="header"/>
+    <w:basedOn w:val="Normal"/>
+    <w:link w:val="HeaderChar"/>
+    <w:uiPriority w:val="99"/>
+    <w:unhideWhenUsed/>
+    <w:rsid w:val="00D516B9"/>
+    <w:pPr>
+      <w:tabs>
+        <w:tab w:val="center" w:pos="4680"/>
+        <w:tab w:val="right" w:pos="9360"/>
+      </w:tabs>
+      <w:spacing w:after="0" w:line="240" w:lineRule="auto"/>
+    </w:pPr>
+  </w:style>
+  <w:style w:type="character" w:customStyle="1" w:styleId="HeaderChar">
+    <w:name w:val="Header Char"/>
+    <w:basedOn w:val="DefaultParagraphFont"/>
+    <w:link w:val="Header"/>
+    <w:uiPriority w:val="99"/>
+    <w:rsid w:val="00D516B9"/>
+    <w:rPr>
+      <w:sz w:val="22"/>
+    </w:rPr>
+  </w:style>
+  <w:style w:type="paragraph" w:styleId="Footer">
+    <w:name w:val="footer"/>
+    <w:basedOn w:val="Normal"/>
+    <w:link w:val="FooterChar"/>
+    <w:uiPriority w:val="99"/>
+    <w:unhideWhenUsed/>
+    <w:rsid w:val="00D516B9"/>
+    <w:pPr>
+      <w:tabs>
+        <w:tab w:val="center" w:pos="4680"/>
+        <w:tab w:val="right" w:pos="9360"/>
+      </w:tabs>
+      <w:spacing w:after="0" w:line="240" w:lineRule="auto"/>
+    </w:pPr>
+  </w:style>
+  <w:style w:type="character" w:customStyle="1" w:styleId="FooterChar">
+    <w:name w:val="Footer Char"/>
+    <w:basedOn w:val="DefaultParagraphFont"/>
+    <w:link w:val="Footer"/>
+    <w:uiPriority w:val="99"/>
+    <w:rsid w:val="00D516B9"/>
+    <w:rPr>
+      <w:sz w:val="22"/>
+    </w:rPr>
+  </w:style>
+  <w:style w:type="table" w:styleId="TableGrid">
+    <w:name w:val="Table Grid"/>
+    <w:basedOn w:val="TableNormal"/>
+    <w:uiPriority w:val="39"/>
+    <w:rsid w:val="00AA5F00"/>
+    <w:pPr>
+      <w:spacing w:after="0" w:line="240" w:lineRule="auto"/>
+    </w:pPr>
+    <w:tblPr>
+      <w:tblBorders>
+        <w:top w:val="single" w:sz="4" w:space="0" w:color="auto"/>
+        <w:left w:val="single" w:sz="4" w:space="0" w:color="auto"/>
+        <w:bottom w:val="single" w:sz="4" w:space="0" w:color="auto"/>
+        <w:right w:val="single" w:sz="4" w:space="0" w:color="auto"/>
+        <w:insideH w:val="single" w:sz="4" w:space="0" w:color="auto"/>
+        <w:insideV w:val="single" w:sz="4" w:space="0" w:color="auto"/>
+      </w:tblBorders>
+    </w:tblPr>
+  </w:style>
+  <w:style w:type="character" w:styleId="PlaceholderText">
+    <w:name w:val="Placeholder Text"/>
+    <w:basedOn w:val="DefaultParagraphFont"/>
+    <w:uiPriority w:val="99"/>
+    <w:semiHidden/>
+    <w:rsid w:val="00AA5F00"/>
+    <w:rPr>
+      <w:color w:val="666666"/>
     </w:rPr>
   </w:style>
 </w:styles>
@@ -2447,11 +4108,32 @@
     <b:URL>https://www.fzt.haw-hamburg.de/pers/Scholz/dglr/hh/text_2019_01_24_Comet.pdf</b:URL>
     <b:RefOrder>1</b:RefOrder>
   </b:Source>
+  <b:Source>
+    <b:Tag>EKa25</b:Tag>
+    <b:SourceType>ConferenceProceedings</b:SourceType>
+    <b:Guid>{85D9E852-F39C-4D30-B5BC-75485CB44E72}</b:Guid>
+    <b:Author>
+      <b:Author>
+        <b:NameList>
+          <b:Person>
+            <b:Last>E.Karagoz</b:Last>
+            <b:First>O.</b:First>
+            <b:Middle>J. P.Fischer, and D.Mavris</b:Middle>
+          </b:Person>
+        </b:NameList>
+      </b:Author>
+    </b:Author>
+    <b:Title>Identification of Missing Knowledge in MBSE System Models Using Graph-Based Machine Learning</b:Title>
+    <b:Year>2025</b:Year>
+    <b:Pages>133-149</b:Pages>
+    <b:ConferenceName>INCOSE</b:ConferenceName>
+    <b:RefOrder>2</b:RefOrder>
+  </b:Source>
 </b:Sources>
 </file>
 
 <file path=customXml/itemProps1.xml><?xml version="1.0" encoding="utf-8"?>
-<ds:datastoreItem xmlns:ds="http://schemas.openxmlformats.org/officeDocument/2006/customXml" ds:itemID="{715319E3-6436-4AD4-A5C7-19C9B4425D43}">
+<ds:datastoreItem xmlns:ds="http://schemas.openxmlformats.org/officeDocument/2006/customXml" ds:itemID="{ED58717A-26CC-4BF1-8EB2-06EB0CC7E772}">
   <ds:schemaRefs>
     <ds:schemaRef ds:uri="http://schemas.openxmlformats.org/officeDocument/2006/bibliography"/>
   </ds:schemaRefs>

--- a/PreliminaryResults.docx
+++ b/PreliminaryResults.docx
@@ -32,7 +32,7 @@
     </w:p>
     <w:p>
       <w:r>
-        <w:t>A classic example of a missed requirement leading to a catastrophic accident is the missed allocation of fatigue load stress testing on the De Havilland Comet fuselage leading to multiple accidents in the 50s and killing dozens of people.</w:t>
+        <w:t>A classic example of a missed requirement leading to a catastrophic accident is the missed allocation of fatigue load stress testing on the De Havilland Comet fuselage leading to multiple accidents in the 50s and killing dozens of people</w:t>
       </w:r>
       <w:sdt>
         <w:sdtPr>
@@ -61,6 +61,9 @@
         </w:sdtContent>
       </w:sdt>
       <w:r>
+        <w:t>.</w:t>
+      </w:r>
+      <w:r>
         <w:t xml:space="preserve"> The square windows placed in the fuselage caused cracks in their corners due to fatigue following multiple pressurization and depressurization cycles.</w:t>
       </w:r>
     </w:p>
@@ -73,8 +76,8 @@
           <w:noProof/>
         </w:rPr>
         <w:drawing>
-          <wp:inline distT="0" distB="0" distL="0" distR="0" wp14:anchorId="28F58E7D" wp14:editId="4DD69B73">
-            <wp:extent cx="1453896" cy="731520"/>
+          <wp:inline distT="0" distB="0" distL="0" distR="0" wp14:anchorId="28F58E7D" wp14:editId="4083639D">
+            <wp:extent cx="2801779" cy="1409700"/>
             <wp:effectExtent l="0" t="0" r="0" b="0"/>
             <wp:docPr id="1428753225" name="Picture 1" descr="Aircrash Minority Report - The Untold Truth about the de Havilland Comet Disaster"/>
             <wp:cNvGraphicFramePr>
@@ -105,7 +108,7 @@
                   <pic:spPr bwMode="auto">
                     <a:xfrm>
                       <a:off x="0" y="0"/>
-                      <a:ext cx="1453896" cy="731520"/>
+                      <a:ext cx="2806680" cy="1412166"/>
                     </a:xfrm>
                     <a:prstGeom prst="rect">
                       <a:avLst/>
@@ -548,6 +551,7 @@
         <w:rPr>
           <w:noProof/>
         </w:rPr>
+        <w:lastRenderedPageBreak/>
         <w:drawing>
           <wp:inline distT="0" distB="0" distL="0" distR="0" wp14:anchorId="5935E44A" wp14:editId="0773C4F0">
             <wp:extent cx="2368296" cy="438912"/>
@@ -675,7 +679,6 @@
     </w:p>
     <w:p>
       <w:r>
-        <w:lastRenderedPageBreak/>
         <w:t>The synthetic models we generated are sets of graphs where each domain is composed of 50 elements in a hierarchy of 3 tiers for requirements and 4 tiers for functions and components.</w:t>
       </w:r>
       <w:r>
@@ -897,15 +900,7 @@
     </w:p>
     <w:p>
       <w:r>
-        <w:t xml:space="preserve">The following plot </w:t>
-      </w:r>
-      <w:r>
-        <w:t>provides a simplified visualization for the actual size graph where elements are clustered by domain and tier.</w:t>
-      </w:r>
-    </w:p>
-    <w:p>
-      <w:r>
-        <w:t>Our project will explore the impact of the presence of those outliers on the performance of different GNN architectures and also compare their performance to non-GNN based classifier NN methods. Several papers were published in the recent years on the use of GNNs for detecting and completing missing relationships in Systems Engineering models. One such paper that was particularly well aligned with the idea for our project was recently published by the International Council on Systems Engineering (INCOSE)</w:t>
+        <w:t>Our project will explore the impact of the presence of those outliers on the performance of different GNN architectures and also compare their performance to non-GNN based classifier NN methods. Several papers were published in recent years on the use of GNNs for detecting and completing missing relationships in Systems Engineering models. One such paper that was particularly well aligned with the idea for our project was recently published by the International Council on Systems Engineering (INCOSE)</w:t>
       </w:r>
       <w:sdt>
         <w:sdtPr>
@@ -1023,7 +1018,19 @@
         <w:rPr>
           <w:szCs w:val="20"/>
         </w:rPr>
-        <w:t>Figure 7 below illustrates the first three steps for the simplest GNN architecture</w:t>
+        <w:t xml:space="preserve">Figure </w:t>
+      </w:r>
+      <w:r>
+        <w:rPr>
+          <w:szCs w:val="20"/>
+        </w:rPr>
+        <w:t>6</w:t>
+      </w:r>
+      <w:r>
+        <w:rPr>
+          <w:szCs w:val="20"/>
+        </w:rPr>
+        <w:t xml:space="preserve"> below illustrates the first three steps for the simplest GNN architecture</w:t>
       </w:r>
       <w:r>
         <w:rPr>
@@ -1035,14 +1042,15 @@
     <w:p>
       <w:pPr>
         <w:keepNext/>
+        <w:jc w:val="center"/>
       </w:pPr>
       <w:r>
         <w:rPr>
           <w:noProof/>
         </w:rPr>
         <w:drawing>
-          <wp:inline distT="0" distB="0" distL="0" distR="0" wp14:anchorId="3C3CC1F4" wp14:editId="1CE56D2B">
-            <wp:extent cx="5943600" cy="1907182"/>
+          <wp:inline distT="0" distB="0" distL="0" distR="0" wp14:anchorId="3C3CC1F4" wp14:editId="3A79CD33">
+            <wp:extent cx="5659545" cy="1816034"/>
             <wp:effectExtent l="0" t="0" r="0" b="0"/>
             <wp:docPr id="1894842718" name="Picture 1"/>
             <wp:cNvGraphicFramePr>
@@ -1065,7 +1073,7 @@
                   <pic:spPr bwMode="auto">
                     <a:xfrm>
                       <a:off x="0" y="0"/>
-                      <a:ext cx="5943600" cy="1907182"/>
+                      <a:ext cx="5672033" cy="1820041"/>
                     </a:xfrm>
                     <a:prstGeom prst="rect">
                       <a:avLst/>
@@ -1374,7 +1382,7 @@
                       <w:rPr>
                         <w:rFonts w:ascii="Cambria Math" w:hAnsi="Cambria Math"/>
                       </w:rPr>
-                      <m:t>{A}</m:t>
+                      <m:t>A</m:t>
                     </m:r>
                   </m:e>
                 </m:acc>
@@ -1413,7 +1421,16 @@
     </w:tbl>
     <w:p>
       <w:r>
-        <w:t>. H is called a node embedding. As seen in the equation above, it accounts for neighboring connections using the adjacency matrix. A key limitation of this is that all edges are treated equally — the adjacency matrix assigns a value of 1 for an edge or 0 otherwise. It is binary and unable to weight edges differently.</w:t>
+        <w:t xml:space="preserve"> where </w:t>
+      </w:r>
+      <w:r>
+        <w:t xml:space="preserve">H is called a node embedding. As seen in </w:t>
+      </w:r>
+      <w:r>
+        <w:t>Equation 1</w:t>
+      </w:r>
+      <w:r>
+        <w:t>, it accounts for neighboring connections using the adjacency matrix. A key limitation of this is that all edges are treated equally — the adjacency matrix assigns a value of 1 for an edge or 0 otherwise. It is binary and unable to weight edges differently.</w:t>
       </w:r>
     </w:p>
     <w:p>
@@ -1479,8 +1496,9 @@
       <w:r>
         <w:t>An important limitation of the GCN, as noted above, is that the edges are all weighted equally. In practice, certain neighbors in a graph will carry more relevant information than others. The Graph Attention Network v2 (GATv2) incorporates this into its approach.</w:t>
       </w:r>
-    </w:p>
-    <w:p>
+      <w:r>
+        <w:t xml:space="preserve"> </w:t>
+      </w:r>
       <w:r>
         <w:t>For each directed edge (</w:t>
       </w:r>
@@ -1515,10 +1533,13 @@
       </w:r>
       <w:proofErr w:type="spellEnd"/>
       <w:r>
-        <w:t>(W[</w:t>
+        <w:t>(</w:t>
+      </w:r>
+      <w:proofErr w:type="gramEnd"/>
+      <w:r>
+        <w:t>W[</w:t>
       </w:r>
       <w:proofErr w:type="spellStart"/>
-      <w:proofErr w:type="gramEnd"/>
       <w:r>
         <w:t>h_i</w:t>
       </w:r>
@@ -1626,15 +1647,11 @@
         <w:jc w:val="center"/>
       </w:pPr>
       <w:r>
-        <w:rPr>
-          <w:noProof/>
-          <w:szCs w:val="20"/>
-        </w:rPr>
         <w:drawing>
-          <wp:inline distT="0" distB="0" distL="0" distR="0" wp14:anchorId="28B08A8A" wp14:editId="714E7FF8">
-            <wp:extent cx="6364224" cy="1252728"/>
-            <wp:effectExtent l="0" t="0" r="0" b="5080"/>
-            <wp:docPr id="2064622860" name="Picture 1"/>
+          <wp:inline distT="0" distB="0" distL="0" distR="0" wp14:anchorId="01645921" wp14:editId="2E754BFC">
+            <wp:extent cx="6035040" cy="1510694"/>
+            <wp:effectExtent l="0" t="0" r="3810" b="0"/>
+            <wp:docPr id="615317033" name="Picture 1"/>
             <wp:cNvGraphicFramePr>
               <a:graphicFrameLocks xmlns:a="http://schemas.openxmlformats.org/drawingml/2006/main" noChangeAspect="1"/>
             </wp:cNvGraphicFramePr>
@@ -1642,32 +1659,23 @@
               <a:graphicData uri="http://schemas.openxmlformats.org/drawingml/2006/picture">
                 <pic:pic xmlns:pic="http://schemas.openxmlformats.org/drawingml/2006/picture">
                   <pic:nvPicPr>
-                    <pic:cNvPr id="2064622860" name=""/>
+                    <pic:cNvPr id="615317033" name=""/>
                     <pic:cNvPicPr/>
                   </pic:nvPicPr>
-                  <pic:blipFill rotWithShape="1">
+                  <pic:blipFill>
                     <a:blip r:embed="rId15"/>
-                    <a:srcRect t="2475" r="-50" b="4871"/>
                     <a:stretch>
                       <a:fillRect/>
                     </a:stretch>
                   </pic:blipFill>
-                  <pic:spPr bwMode="auto">
+                  <pic:spPr>
                     <a:xfrm>
                       <a:off x="0" y="0"/>
-                      <a:ext cx="6364224" cy="1252728"/>
+                      <a:ext cx="6039003" cy="1511686"/>
                     </a:xfrm>
                     <a:prstGeom prst="rect">
                       <a:avLst/>
                     </a:prstGeom>
-                    <a:ln>
-                      <a:noFill/>
-                    </a:ln>
-                    <a:extLst>
-                      <a:ext uri="{53640926-AAD7-44D8-BBD7-CCE9431645EC}">
-                        <a14:shadowObscured xmlns:a14="http://schemas.microsoft.com/office/drawing/2010/main"/>
-                      </a:ext>
-                    </a:extLst>
                   </pic:spPr>
                 </pic:pic>
               </a:graphicData>
@@ -1680,32 +1688,79 @@
       <w:pPr>
         <w:pStyle w:val="Caption"/>
         <w:rPr>
-          <w:szCs w:val="20"/>
-        </w:rPr>
-      </w:pPr>
-      <w:r>
+          <w:b/>
+          <w:bCs/>
+          <w:szCs w:val="20"/>
+        </w:rPr>
+      </w:pPr>
+      <w:r>
+        <w:rPr>
+          <w:b/>
+          <w:bCs/>
+        </w:rPr>
         <w:t xml:space="preserve">Figure </w:t>
       </w:r>
-      <w:fldSimple w:instr=" SEQ Figure \* ARABIC ">
-        <w:r>
-          <w:rPr>
-            <w:noProof/>
-          </w:rPr>
-          <w:t>8</w:t>
-        </w:r>
-      </w:fldSimple>
-      <w:r>
-        <w:t xml:space="preserve"> - </w:t>
-      </w:r>
-      <w:r>
-        <w:t xml:space="preserve">GATv2 attention mechanism: raw score computation, </w:t>
+      <w:r>
+        <w:rPr>
+          <w:b/>
+          <w:bCs/>
+        </w:rPr>
+        <w:fldChar w:fldCharType="begin"/>
+      </w:r>
+      <w:r>
+        <w:rPr>
+          <w:b/>
+          <w:bCs/>
+        </w:rPr>
+        <w:instrText xml:space="preserve"> SEQ Figure \* ARABIC </w:instrText>
+      </w:r>
+      <w:r>
+        <w:rPr>
+          <w:b/>
+          <w:bCs/>
+        </w:rPr>
+        <w:fldChar w:fldCharType="separate"/>
+      </w:r>
+      <w:r>
+        <w:rPr>
+          <w:b/>
+          <w:bCs/>
+          <w:noProof/>
+        </w:rPr>
+        <w:t>8</w:t>
+      </w:r>
+      <w:r>
+        <w:rPr>
+          <w:b/>
+          <w:bCs/>
+          <w:noProof/>
+        </w:rPr>
+        <w:fldChar w:fldCharType="end"/>
+      </w:r>
+      <w:r>
+        <w:t xml:space="preserve"> </w:t>
+      </w:r>
+      <w:r>
+        <w:rPr>
+          <w:b/>
+          <w:bCs/>
+        </w:rPr>
+        <w:t xml:space="preserve">- GATv2 attention mechanism: raw score computation, </w:t>
       </w:r>
       <w:proofErr w:type="spellStart"/>
       <w:r>
+        <w:rPr>
+          <w:b/>
+          <w:bCs/>
+        </w:rPr>
         <w:t>softmax</w:t>
       </w:r>
       <w:proofErr w:type="spellEnd"/>
       <w:r>
+        <w:rPr>
+          <w:b/>
+          <w:bCs/>
+        </w:rPr>
         <w:t xml:space="preserve"> normalization, and weighted aggregation</w:t>
       </w:r>
     </w:p>
@@ -1744,7 +1799,13 @@
         <w:t xml:space="preserve">uantitative comparison of architecture performance on unseen graphs </w:t>
       </w:r>
       <w:r>
-        <w:t>can be seen in the figure below</w:t>
+        <w:t xml:space="preserve">can be seen in </w:t>
+      </w:r>
+      <w:r>
+        <w:t>Figure 9</w:t>
+      </w:r>
+      <w:r>
+        <w:t xml:space="preserve"> below</w:t>
       </w:r>
       <w:r>
         <w:t>.</w:t>
@@ -1756,9 +1817,9 @@
           <w:noProof/>
         </w:rPr>
         <w:drawing>
-          <wp:inline distT="0" distB="0" distL="0" distR="0" wp14:anchorId="3670B930" wp14:editId="6B043999">
-            <wp:extent cx="6242221" cy="1352098"/>
-            <wp:effectExtent l="0" t="0" r="6350" b="635"/>
+          <wp:inline distT="0" distB="0" distL="0" distR="0" wp14:anchorId="3670B930" wp14:editId="16D0BA42">
+            <wp:extent cx="5836920" cy="1264307"/>
+            <wp:effectExtent l="0" t="0" r="0" b="0"/>
             <wp:docPr id="1157544584" name="Picture 1"/>
             <wp:cNvGraphicFramePr>
               <a:graphicFrameLocks xmlns:a="http://schemas.openxmlformats.org/drawingml/2006/main" noChangeAspect="1"/>
@@ -1788,7 +1849,7 @@
                   <pic:spPr bwMode="auto">
                     <a:xfrm>
                       <a:off x="0" y="0"/>
-                      <a:ext cx="6245352" cy="1352776"/>
+                      <a:ext cx="5948808" cy="1288542"/>
                     </a:xfrm>
                     <a:prstGeom prst="rect">
                       <a:avLst/>
@@ -1813,9 +1874,6 @@
     <w:p>
       <w:pPr>
         <w:pStyle w:val="Caption"/>
-        <w:rPr>
-          <w:szCs w:val="20"/>
-        </w:rPr>
       </w:pPr>
       <w:r>
         <w:rPr>
@@ -1872,16 +1930,82 @@
           <w:b/>
           <w:bCs/>
         </w:rPr>
-        <w:t>-</w:t>
-      </w:r>
-      <w:r>
-        <w:t xml:space="preserve"> Accuracy of different GNN architectures on the </w:t>
-      </w:r>
-      <w:r>
-        <w:t>standard</w:t>
-      </w:r>
-      <w:r>
-        <w:t xml:space="preserve"> model</w:t>
+        <w:t>- Accuracy of different GNN architectures on the standard model</w:t>
+      </w:r>
+    </w:p>
+    <w:p>
+      <w:pPr>
+        <w:pStyle w:val="Heading1"/>
+      </w:pPr>
+      <w:proofErr w:type="spellStart"/>
+      <w:r>
+        <w:lastRenderedPageBreak/>
+        <w:t>CRediT</w:t>
+      </w:r>
+      <w:proofErr w:type="spellEnd"/>
+      <w:r>
+        <w:t xml:space="preserve"> Statement</w:t>
+      </w:r>
+    </w:p>
+    <w:p>
+      <w:r>
+        <w:rPr>
+          <w:b/>
+          <w:bCs/>
+        </w:rPr>
+        <w:t>A</w:t>
+      </w:r>
+      <w:r>
+        <w:rPr>
+          <w:b/>
+          <w:bCs/>
+        </w:rPr>
+        <w:t>lek</w:t>
+      </w:r>
+      <w:r>
+        <w:rPr>
+          <w:b/>
+          <w:bCs/>
+        </w:rPr>
+        <w:t>:</w:t>
+      </w:r>
+      <w:r>
+        <w:t xml:space="preserve"> Conceptualization, Data curation, Formal analysis, Investigation, Methodology (partial), Resources, Software (data generation), Visualization, Writing – original draft (Introduction, Technical Background, Preliminary Results), Writing – review &amp; editing</w:t>
+      </w:r>
+    </w:p>
+    <w:p>
+      <w:r>
+        <w:rPr>
+          <w:b/>
+          <w:bCs/>
+        </w:rPr>
+        <w:t>Z</w:t>
+      </w:r>
+      <w:r>
+        <w:rPr>
+          <w:b/>
+          <w:bCs/>
+        </w:rPr>
+        <w:t>ack</w:t>
+      </w:r>
+      <w:r>
+        <w:rPr>
+          <w:b/>
+          <w:bCs/>
+        </w:rPr>
+        <w:t>:</w:t>
+      </w:r>
+      <w:r>
+        <w:t xml:space="preserve"> Formal analysis, Investigation, Methodology (partial), Software (GNN implementation), Writing – original draft (Methodology), Writing – review &amp; editing</w:t>
+      </w:r>
+    </w:p>
+    <w:p/>
+    <w:p>
+      <w:pPr>
+        <w:spacing w:after="160"/>
+      </w:pPr>
+      <w:r>
+        <w:br w:type="page"/>
       </w:r>
     </w:p>
     <w:sdt>
@@ -1908,8 +2032,14 @@
         <w:p>
           <w:pPr>
             <w:pStyle w:val="Heading1"/>
+            <w:rPr>
+              <w:lang w:val="fr-FR"/>
+            </w:rPr>
           </w:pPr>
           <w:r>
+            <w:rPr>
+              <w:lang w:val="fr-FR"/>
+            </w:rPr>
             <w:t>Bibliography</w:t>
           </w:r>
         </w:p>
@@ -1934,6 +2064,9 @@
                 <w:fldChar w:fldCharType="begin"/>
               </w:r>
               <w:r>
+                <w:rPr>
+                  <w:lang w:val="fr-FR"/>
+                </w:rPr>
                 <w:instrText xml:space="preserve"> BIBLIOGRAPHY </w:instrText>
               </w:r>
               <w:r>
@@ -1942,8 +2075,15 @@
               <w:r>
                 <w:rPr>
                   <w:noProof/>
+                  <w:lang w:val="fr-FR"/>
                 </w:rPr>
-                <w:t xml:space="preserve">E.Karagoz, O. J. (2025). Identification of Missing Knowledge in MBSE System Models Using Graph-Based Machine Learning. </w:t>
+                <w:t xml:space="preserve">E.Karagoz, O. J. (2025). </w:t>
+              </w:r>
+              <w:r>
+                <w:rPr>
+                  <w:noProof/>
+                </w:rPr>
+                <w:t xml:space="preserve">Identification of Missing Knowledge in MBSE System Models Using Graph-Based Machine Learning. </w:t>
               </w:r>
               <w:r>
                 <w:rPr>
@@ -2033,8 +2173,9 @@
     </w:sdt>
     <w:p/>
     <w:sectPr>
+      <w:headerReference w:type="default" r:id="rId18"/>
       <w:pgSz w:w="12240" w:h="15840"/>
-      <w:pgMar w:top="1008" w:right="1440" w:bottom="1008" w:left="1440" w:header="720" w:footer="720" w:gutter="0"/>
+      <w:pgMar w:top="1008" w:right="1440" w:bottom="630" w:left="1440" w:header="720" w:footer="720" w:gutter="0"/>
       <w:cols w:space="720"/>
       <w:docGrid w:linePitch="360"/>
     </w:sectPr>
@@ -2090,6 +2231,47 @@
     </w:p>
   </w:footnote>
 </w:footnotes>
+</file>
+
+<file path=word/header1.xml><?xml version="1.0" encoding="utf-8"?>
+<w:hdr xmlns:wpc="http://schemas.microsoft.com/office/word/2010/wordprocessingCanvas" xmlns:cx="http://schemas.microsoft.com/office/drawing/2014/chartex" xmlns:cx1="http://schemas.microsoft.com/office/drawing/2015/9/8/chartex" xmlns:cx2="http://schemas.microsoft.com/office/drawing/2015/10/21/chartex" xmlns:cx3="http://schemas.microsoft.com/office/drawing/2016/5/9/chartex" xmlns:cx4="http://schemas.microsoft.com/office/drawing/2016/5/10/chartex" xmlns:cx5="http://schemas.microsoft.com/office/drawing/2016/5/11/chartex" xmlns:cx6="http://schemas.microsoft.com/office/drawing/2016/5/12/chartex" xmlns:cx7="http://schemas.microsoft.com/office/drawing/2016/5/13/chartex" xmlns:cx8="http://schemas.microsoft.com/office/drawing/2016/5/14/chartex" xmlns:mc="http://schemas.openxmlformats.org/markup-compatibility/2006" xmlns:aink="http://schemas.microsoft.com/office/drawing/2016/ink" xmlns:am3d="http://schemas.microsoft.com/office/drawing/2017/model3d" xmlns:o="urn:schemas-microsoft-com:office:office" xmlns:oel="http://schemas.microsoft.com/office/2019/extlst" xmlns:r="http://schemas.openxmlformats.org/officeDocument/2006/relationships" xmlns:m="http://schemas.openxmlformats.org/officeDocument/2006/math" xmlns:v="urn:schemas-microsoft-com:vml" xmlns:wp14="http://schemas.microsoft.com/office/word/2010/wordprocessingDrawing" xmlns:wp="http://schemas.openxmlformats.org/drawingml/2006/wordprocessingDrawing" xmlns:w10="urn:schemas-microsoft-com:office:word" xmlns:w="http://schemas.openxmlformats.org/wordprocessingml/2006/main" xmlns:w14="http://schemas.microsoft.com/office/word/2010/wordml" xmlns:w15="http://schemas.microsoft.com/office/word/2012/wordml" xmlns:w16cex="http://schemas.microsoft.com/office/word/2018/wordml/cex" xmlns:w16cid="http://schemas.microsoft.com/office/word/2016/wordml/cid" xmlns:w16="http://schemas.microsoft.com/office/word/2018/wordml" xmlns:w16du="http://schemas.microsoft.com/office/word/2023/wordml/word16du" xmlns:w16sdtdh="http://schemas.microsoft.com/office/word/2020/wordml/sdtdatahash" xmlns:w16sdtfl="http://schemas.microsoft.com/office/word/2024/wordml/sdtformatlock" xmlns:w16se="http://schemas.microsoft.com/office/word/2015/wordml/symex" xmlns:wpg="http://schemas.microsoft.com/office/word/2010/wordprocessingGroup" xmlns:wpi="http://schemas.microsoft.com/office/word/2010/wordprocessingInk" xmlns:wne="http://schemas.microsoft.com/office/word/2006/wordml" xmlns:wps="http://schemas.microsoft.com/office/word/2010/wordprocessingShape" mc:Ignorable="w14 w15 w16se w16cid w16 w16cex w16sdtdh w16sdtfl w16du wp14">
+  <w:p>
+    <w:pPr>
+      <w:pStyle w:val="Header"/>
+    </w:pPr>
+    <w:r>
+      <w:t>May 15</w:t>
+    </w:r>
+    <w:r>
+      <w:t>, 2026</w:t>
+    </w:r>
+    <w:r>
+      <w:tab/>
+      <w:t>ENGR521 Pr</w:t>
+    </w:r>
+    <w:r>
+      <w:t>eliminary Results</w:t>
+    </w:r>
+    <w:r>
+      <w:ptab w:relativeTo="margin" w:alignment="right" w:leader="none"/>
+    </w:r>
+    <w:r>
+      <w:t>Zack Frazier</w:t>
+    </w:r>
+  </w:p>
+  <w:p>
+    <w:pPr>
+      <w:pStyle w:val="Header"/>
+    </w:pPr>
+    <w:r>
+      <w:tab/>
+    </w:r>
+    <w:r>
+      <w:tab/>
+      <w:t>Aleksander Przybylo</w:t>
+    </w:r>
+  </w:p>
+</w:hdr>
 </file>
 
 <file path=word/numbering.xml><?xml version="1.0" encoding="utf-8"?>
@@ -3149,7 +3331,10 @@
   <w:style w:type="paragraph" w:default="1" w:styleId="Normal">
     <w:name w:val="Normal"/>
     <w:qFormat/>
-    <w:rsid w:val="00857E02"/>
+    <w:rsid w:val="00C51D9C"/>
+    <w:pPr>
+      <w:spacing w:after="120"/>
+    </w:pPr>
     <w:rPr>
       <w:sz w:val="20"/>
     </w:rPr>
